--- a/docs/entregables/manual-de-usuario.docx
+++ b/docs/entregables/manual-de-usuario.docx
@@ -104,7 +104,7 @@
           <w:r>
             <w:fldChar w:fldCharType="separate"/>
           </w:r>
-          <w:hyperlink w:anchor="_Toc243184154" w:history="1">
+          <w:hyperlink w:anchor="_Toc243402512" w:history="1">
             <w:r>
               <w:rPr>
                 <w:rStyle w:val="Hipervnculo"/>
@@ -131,7 +131,7 @@
                 <w:noProof/>
                 <w:webHidden/>
               </w:rPr>
-              <w:instrText xml:space="preserve"> PAGEREF _Toc243184154 \h </w:instrText>
+              <w:instrText xml:space="preserve"> PAGEREF _Toc243402512 \h </w:instrText>
             </w:r>
             <w:r>
               <w:rPr>
@@ -178,7 +178,7 @@
               <w14:ligatures w14:val="standardContextual"/>
             </w:rPr>
           </w:pPr>
-          <w:hyperlink w:anchor="_Toc243184155" w:history="1">
+          <w:hyperlink w:anchor="_Toc243402513" w:history="1">
             <w:r>
               <w:rPr>
                 <w:rStyle w:val="Hipervnculo"/>
@@ -205,7 +205,7 @@
                 <w:noProof/>
                 <w:webHidden/>
               </w:rPr>
-              <w:instrText xml:space="preserve"> PAGEREF _Toc243184155 \h </w:instrText>
+              <w:instrText xml:space="preserve"> PAGEREF _Toc243402513 \h </w:instrText>
             </w:r>
             <w:r>
               <w:rPr>
@@ -252,7 +252,7 @@
               <w14:ligatures w14:val="standardContextual"/>
             </w:rPr>
           </w:pPr>
-          <w:hyperlink w:anchor="_Toc243184156" w:history="1">
+          <w:hyperlink w:anchor="_Toc243402514" w:history="1">
             <w:r>
               <w:rPr>
                 <w:rStyle w:val="Hipervnculo"/>
@@ -279,7 +279,7 @@
                 <w:noProof/>
                 <w:webHidden/>
               </w:rPr>
-              <w:instrText xml:space="preserve"> PAGEREF _Toc243184156 \h </w:instrText>
+              <w:instrText xml:space="preserve"> PAGEREF _Toc243402514 \h </w:instrText>
             </w:r>
             <w:r>
               <w:rPr>
@@ -326,7 +326,7 @@
               <w14:ligatures w14:val="standardContextual"/>
             </w:rPr>
           </w:pPr>
-          <w:hyperlink w:anchor="_Toc243184157" w:history="1">
+          <w:hyperlink w:anchor="_Toc243402515" w:history="1">
             <w:r>
               <w:rPr>
                 <w:rStyle w:val="Hipervnculo"/>
@@ -353,7 +353,7 @@
                 <w:noProof/>
                 <w:webHidden/>
               </w:rPr>
-              <w:instrText xml:space="preserve"> PAGEREF _Toc243184157 \h </w:instrText>
+              <w:instrText xml:space="preserve"> PAGEREF _Toc243402515 \h </w:instrText>
             </w:r>
             <w:r>
               <w:rPr>
@@ -400,7 +400,7 @@
               <w14:ligatures w14:val="standardContextual"/>
             </w:rPr>
           </w:pPr>
-          <w:hyperlink w:anchor="_Toc243184158" w:history="1">
+          <w:hyperlink w:anchor="_Toc243402516" w:history="1">
             <w:r>
               <w:rPr>
                 <w:rStyle w:val="Hipervnculo"/>
@@ -427,7 +427,7 @@
                 <w:noProof/>
                 <w:webHidden/>
               </w:rPr>
-              <w:instrText xml:space="preserve"> PAGEREF _Toc243184158 \h </w:instrText>
+              <w:instrText xml:space="preserve"> PAGEREF _Toc243402516 \h </w:instrText>
             </w:r>
             <w:r>
               <w:rPr>
@@ -474,7 +474,7 @@
               <w14:ligatures w14:val="standardContextual"/>
             </w:rPr>
           </w:pPr>
-          <w:hyperlink w:anchor="_Toc243184159" w:history="1">
+          <w:hyperlink w:anchor="_Toc243402517" w:history="1">
             <w:r>
               <w:rPr>
                 <w:rStyle w:val="Hipervnculo"/>
@@ -501,7 +501,7 @@
                 <w:noProof/>
                 <w:webHidden/>
               </w:rPr>
-              <w:instrText xml:space="preserve"> PAGEREF _Toc243184159 \h </w:instrText>
+              <w:instrText xml:space="preserve"> PAGEREF _Toc243402517 \h </w:instrText>
             </w:r>
             <w:r>
               <w:rPr>
@@ -548,7 +548,7 @@
               <w14:ligatures w14:val="standardContextual"/>
             </w:rPr>
           </w:pPr>
-          <w:hyperlink w:anchor="_Toc243184160" w:history="1">
+          <w:hyperlink w:anchor="_Toc243402518" w:history="1">
             <w:r>
               <w:rPr>
                 <w:rStyle w:val="Hipervnculo"/>
@@ -575,7 +575,7 @@
                 <w:noProof/>
                 <w:webHidden/>
               </w:rPr>
-              <w:instrText xml:space="preserve"> PAGEREF _Toc243184160 \h </w:instrText>
+              <w:instrText xml:space="preserve"> PAGEREF _Toc243402518 \h </w:instrText>
             </w:r>
             <w:r>
               <w:rPr>
@@ -622,7 +622,7 @@
               <w14:ligatures w14:val="standardContextual"/>
             </w:rPr>
           </w:pPr>
-          <w:hyperlink w:anchor="_Toc243184161" w:history="1">
+          <w:hyperlink w:anchor="_Toc243402519" w:history="1">
             <w:r>
               <w:rPr>
                 <w:rStyle w:val="Hipervnculo"/>
@@ -649,7 +649,7 @@
                 <w:noProof/>
                 <w:webHidden/>
               </w:rPr>
-              <w:instrText xml:space="preserve"> PAGEREF _Toc243184161 \h </w:instrText>
+              <w:instrText xml:space="preserve"> PAGEREF _Toc243402519 \h </w:instrText>
             </w:r>
             <w:r>
               <w:rPr>
@@ -696,7 +696,7 @@
               <w14:ligatures w14:val="standardContextual"/>
             </w:rPr>
           </w:pPr>
-          <w:hyperlink w:anchor="_Toc243184162" w:history="1">
+          <w:hyperlink w:anchor="_Toc243402520" w:history="1">
             <w:r>
               <w:rPr>
                 <w:rStyle w:val="Hipervnculo"/>
@@ -723,7 +723,7 @@
                 <w:noProof/>
                 <w:webHidden/>
               </w:rPr>
-              <w:instrText xml:space="preserve"> PAGEREF _Toc243184162 \h </w:instrText>
+              <w:instrText xml:space="preserve"> PAGEREF _Toc243402520 \h </w:instrText>
             </w:r>
             <w:r>
               <w:rPr>
@@ -770,7 +770,7 @@
               <w14:ligatures w14:val="standardContextual"/>
             </w:rPr>
           </w:pPr>
-          <w:hyperlink w:anchor="_Toc243184163" w:history="1">
+          <w:hyperlink w:anchor="_Toc243402521" w:history="1">
             <w:r>
               <w:rPr>
                 <w:rStyle w:val="Hipervnculo"/>
@@ -797,7 +797,7 @@
                 <w:noProof/>
                 <w:webHidden/>
               </w:rPr>
-              <w:instrText xml:space="preserve"> PAGEREF _Toc243184163 \h </w:instrText>
+              <w:instrText xml:space="preserve"> PAGEREF _Toc243402521 \h </w:instrText>
             </w:r>
             <w:r>
               <w:rPr>
@@ -844,7 +844,7 @@
               <w14:ligatures w14:val="standardContextual"/>
             </w:rPr>
           </w:pPr>
-          <w:hyperlink w:anchor="_Toc243184164" w:history="1">
+          <w:hyperlink w:anchor="_Toc243402522" w:history="1">
             <w:r>
               <w:rPr>
                 <w:rStyle w:val="Hipervnculo"/>
@@ -871,7 +871,7 @@
                 <w:noProof/>
                 <w:webHidden/>
               </w:rPr>
-              <w:instrText xml:space="preserve"> PAGEREF _Toc243184164 \h </w:instrText>
+              <w:instrText xml:space="preserve"> PAGEREF _Toc243402522 \h </w:instrText>
             </w:r>
             <w:r>
               <w:rPr>
@@ -918,7 +918,7 @@
               <w14:ligatures w14:val="standardContextual"/>
             </w:rPr>
           </w:pPr>
-          <w:hyperlink w:anchor="_Toc243184165" w:history="1">
+          <w:hyperlink w:anchor="_Toc243402523" w:history="1">
             <w:r>
               <w:rPr>
                 <w:rStyle w:val="Hipervnculo"/>
@@ -945,7 +945,7 @@
                 <w:noProof/>
                 <w:webHidden/>
               </w:rPr>
-              <w:instrText xml:space="preserve"> PAGEREF _Toc243184165 \h </w:instrText>
+              <w:instrText xml:space="preserve"> PAGEREF _Toc243402523 \h </w:instrText>
             </w:r>
             <w:r>
               <w:rPr>
@@ -992,7 +992,7 @@
               <w14:ligatures w14:val="standardContextual"/>
             </w:rPr>
           </w:pPr>
-          <w:hyperlink w:anchor="_Toc243184166" w:history="1">
+          <w:hyperlink w:anchor="_Toc243402524" w:history="1">
             <w:r>
               <w:rPr>
                 <w:rStyle w:val="Hipervnculo"/>
@@ -1019,7 +1019,7 @@
                 <w:noProof/>
                 <w:webHidden/>
               </w:rPr>
-              <w:instrText xml:space="preserve"> PAGEREF _Toc243184166 \h </w:instrText>
+              <w:instrText xml:space="preserve"> PAGEREF _Toc243402524 \h </w:instrText>
             </w:r>
             <w:r>
               <w:rPr>
@@ -1066,7 +1066,7 @@
               <w14:ligatures w14:val="standardContextual"/>
             </w:rPr>
           </w:pPr>
-          <w:hyperlink w:anchor="_Toc243184167" w:history="1">
+          <w:hyperlink w:anchor="_Toc243402525" w:history="1">
             <w:r>
               <w:rPr>
                 <w:rStyle w:val="Hipervnculo"/>
@@ -1093,7 +1093,7 @@
                 <w:noProof/>
                 <w:webHidden/>
               </w:rPr>
-              <w:instrText xml:space="preserve"> PAGEREF _Toc243184167 \h </w:instrText>
+              <w:instrText xml:space="preserve"> PAGEREF _Toc243402525 \h </w:instrText>
             </w:r>
             <w:r>
               <w:rPr>
@@ -1140,7 +1140,7 @@
               <w14:ligatures w14:val="standardContextual"/>
             </w:rPr>
           </w:pPr>
-          <w:hyperlink w:anchor="_Toc243184168" w:history="1">
+          <w:hyperlink w:anchor="_Toc243402526" w:history="1">
             <w:r>
               <w:rPr>
                 <w:rStyle w:val="Hipervnculo"/>
@@ -1167,7 +1167,7 @@
                 <w:noProof/>
                 <w:webHidden/>
               </w:rPr>
-              <w:instrText xml:space="preserve"> PAGEREF _Toc243184168 \h </w:instrText>
+              <w:instrText xml:space="preserve"> PAGEREF _Toc243402526 \h </w:instrText>
             </w:r>
             <w:r>
               <w:rPr>
@@ -1214,7 +1214,7 @@
               <w14:ligatures w14:val="standardContextual"/>
             </w:rPr>
           </w:pPr>
-          <w:hyperlink w:anchor="_Toc243184169" w:history="1">
+          <w:hyperlink w:anchor="_Toc243402527" w:history="1">
             <w:r>
               <w:rPr>
                 <w:rStyle w:val="Hipervnculo"/>
@@ -1241,7 +1241,7 @@
                 <w:noProof/>
                 <w:webHidden/>
               </w:rPr>
-              <w:instrText xml:space="preserve"> PAGEREF _Toc243184169 \h </w:instrText>
+              <w:instrText xml:space="preserve"> PAGEREF _Toc243402527 \h </w:instrText>
             </w:r>
             <w:r>
               <w:rPr>
@@ -1288,7 +1288,7 @@
               <w14:ligatures w14:val="standardContextual"/>
             </w:rPr>
           </w:pPr>
-          <w:hyperlink w:anchor="_Toc243184170" w:history="1">
+          <w:hyperlink w:anchor="_Toc243402528" w:history="1">
             <w:r>
               <w:rPr>
                 <w:rStyle w:val="Hipervnculo"/>
@@ -1315,7 +1315,7 @@
                 <w:noProof/>
                 <w:webHidden/>
               </w:rPr>
-              <w:instrText xml:space="preserve"> PAGEREF _Toc243184170 \h </w:instrText>
+              <w:instrText xml:space="preserve"> PAGEREF _Toc243402528 \h </w:instrText>
             </w:r>
             <w:r>
               <w:rPr>
@@ -1362,7 +1362,7 @@
               <w14:ligatures w14:val="standardContextual"/>
             </w:rPr>
           </w:pPr>
-          <w:hyperlink w:anchor="_Toc243184171" w:history="1">
+          <w:hyperlink w:anchor="_Toc243402529" w:history="1">
             <w:r>
               <w:rPr>
                 <w:rStyle w:val="Hipervnculo"/>
@@ -1389,7 +1389,81 @@
                 <w:noProof/>
                 <w:webHidden/>
               </w:rPr>
-              <w:instrText xml:space="preserve"> PAGEREF _Toc243184171 \h </w:instrText>
+              <w:instrText xml:space="preserve"> PAGEREF _Toc243402529 \h </w:instrText>
+            </w:r>
+            <w:r>
+              <w:rPr>
+                <w:noProof/>
+                <w:webHidden/>
+              </w:rPr>
+            </w:r>
+            <w:r>
+              <w:rPr>
+                <w:noProof/>
+                <w:webHidden/>
+              </w:rPr>
+              <w:fldChar w:fldCharType="separate"/>
+            </w:r>
+            <w:r>
+              <w:rPr>
+                <w:noProof/>
+                <w:webHidden/>
+              </w:rPr>
+              <w:t>16</w:t>
+            </w:r>
+            <w:r>
+              <w:rPr>
+                <w:noProof/>
+                <w:webHidden/>
+              </w:rPr>
+              <w:fldChar w:fldCharType="end"/>
+            </w:r>
+          </w:hyperlink>
+        </w:p>
+        <w:p>
+          <w:pPr>
+            <w:pStyle w:val="TDC2"/>
+            <w:tabs>
+              <w:tab w:val="right" w:leader="dot" w:pos="9396"/>
+            </w:tabs>
+            <w:rPr>
+              <w:rFonts w:asciiTheme="minorHAnsi" w:eastAsiaTheme="minorEastAsia" w:hAnsiTheme="minorHAnsi" w:cstheme="minorBidi"/>
+              <w:noProof/>
+              <w:color w:val="auto"/>
+              <w:kern w:val="2"/>
+              <w:sz w:val="24"/>
+              <w:lang w:eastAsia="es-CO"/>
+              <w14:ligatures w14:val="standardContextual"/>
+            </w:rPr>
+          </w:pPr>
+          <w:hyperlink w:anchor="_Toc243402530" w:history="1">
+            <w:r>
+              <w:rPr>
+                <w:rStyle w:val="Hipervnculo"/>
+                <w:noProof/>
+              </w:rPr>
+              <w:t>3.10. Abre un escenario propio</w:t>
+            </w:r>
+            <w:r>
+              <w:rPr>
+                <w:noProof/>
+                <w:webHidden/>
+              </w:rPr>
+              <w:tab/>
+            </w:r>
+            <w:r>
+              <w:rPr>
+                <w:noProof/>
+                <w:webHidden/>
+              </w:rPr>
+              <w:fldChar w:fldCharType="begin"/>
+            </w:r>
+            <w:r>
+              <w:rPr>
+                <w:noProof/>
+                <w:webHidden/>
+              </w:rPr>
+              <w:instrText xml:space="preserve"> PAGEREF _Toc243402530 \h </w:instrText>
             </w:r>
             <w:r>
               <w:rPr>
@@ -1436,7 +1510,7 @@
               <w14:ligatures w14:val="standardContextual"/>
             </w:rPr>
           </w:pPr>
-          <w:hyperlink w:anchor="_Toc243184172" w:history="1">
+          <w:hyperlink w:anchor="_Toc243402531" w:history="1">
             <w:r>
               <w:rPr>
                 <w:rStyle w:val="Hipervnculo"/>
@@ -1463,7 +1537,7 @@
                 <w:noProof/>
                 <w:webHidden/>
               </w:rPr>
-              <w:instrText xml:space="preserve"> PAGEREF _Toc243184172 \h </w:instrText>
+              <w:instrText xml:space="preserve"> PAGEREF _Toc243402531 \h </w:instrText>
             </w:r>
             <w:r>
               <w:rPr>
@@ -1483,7 +1557,7 @@
                 <w:noProof/>
                 <w:webHidden/>
               </w:rPr>
-              <w:t>16</w:t>
+              <w:t>18</w:t>
             </w:r>
             <w:r>
               <w:rPr>
@@ -1510,7 +1584,7 @@
               <w14:ligatures w14:val="standardContextual"/>
             </w:rPr>
           </w:pPr>
-          <w:hyperlink w:anchor="_Toc243184173" w:history="1">
+          <w:hyperlink w:anchor="_Toc243402532" w:history="1">
             <w:r>
               <w:rPr>
                 <w:rStyle w:val="Hipervnculo"/>
@@ -1537,7 +1611,7 @@
                 <w:noProof/>
                 <w:webHidden/>
               </w:rPr>
-              <w:instrText xml:space="preserve"> PAGEREF _Toc243184173 \h </w:instrText>
+              <w:instrText xml:space="preserve"> PAGEREF _Toc243402532 \h </w:instrText>
             </w:r>
             <w:r>
               <w:rPr>
@@ -1557,7 +1631,7 @@
                 <w:noProof/>
                 <w:webHidden/>
               </w:rPr>
-              <w:t>17</w:t>
+              <w:t>18</w:t>
             </w:r>
             <w:r>
               <w:rPr>
@@ -1584,7 +1658,7 @@
               <w14:ligatures w14:val="standardContextual"/>
             </w:rPr>
           </w:pPr>
-          <w:hyperlink w:anchor="_Toc243184174" w:history="1">
+          <w:hyperlink w:anchor="_Toc243402533" w:history="1">
             <w:r>
               <w:rPr>
                 <w:rStyle w:val="Hipervnculo"/>
@@ -1611,7 +1685,7 @@
                 <w:noProof/>
                 <w:webHidden/>
               </w:rPr>
-              <w:instrText xml:space="preserve"> PAGEREF _Toc243184174 \h </w:instrText>
+              <w:instrText xml:space="preserve"> PAGEREF _Toc243402533 \h </w:instrText>
             </w:r>
             <w:r>
               <w:rPr>
@@ -1631,7 +1705,7 @@
                 <w:noProof/>
                 <w:webHidden/>
               </w:rPr>
-              <w:t>17</w:t>
+              <w:t>19</w:t>
             </w:r>
             <w:r>
               <w:rPr>
@@ -1658,7 +1732,7 @@
               <w14:ligatures w14:val="standardContextual"/>
             </w:rPr>
           </w:pPr>
-          <w:hyperlink w:anchor="_Toc243184175" w:history="1">
+          <w:hyperlink w:anchor="_Toc243402534" w:history="1">
             <w:r>
               <w:rPr>
                 <w:rStyle w:val="Hipervnculo"/>
@@ -1685,7 +1759,7 @@
                 <w:noProof/>
                 <w:webHidden/>
               </w:rPr>
-              <w:instrText xml:space="preserve"> PAGEREF _Toc243184175 \h </w:instrText>
+              <w:instrText xml:space="preserve"> PAGEREF _Toc243402534 \h </w:instrText>
             </w:r>
             <w:r>
               <w:rPr>
@@ -1705,7 +1779,7 @@
                 <w:noProof/>
                 <w:webHidden/>
               </w:rPr>
-              <w:t>18</w:t>
+              <w:t>20</w:t>
             </w:r>
             <w:r>
               <w:rPr>
@@ -1732,7 +1806,7 @@
               <w14:ligatures w14:val="standardContextual"/>
             </w:rPr>
           </w:pPr>
-          <w:hyperlink w:anchor="_Toc243184176" w:history="1">
+          <w:hyperlink w:anchor="_Toc243402535" w:history="1">
             <w:r>
               <w:rPr>
                 <w:rStyle w:val="Hipervnculo"/>
@@ -1759,7 +1833,7 @@
                 <w:noProof/>
                 <w:webHidden/>
               </w:rPr>
-              <w:instrText xml:space="preserve"> PAGEREF _Toc243184176 \h </w:instrText>
+              <w:instrText xml:space="preserve"> PAGEREF _Toc243402535 \h </w:instrText>
             </w:r>
             <w:r>
               <w:rPr>
@@ -1779,7 +1853,7 @@
                 <w:noProof/>
                 <w:webHidden/>
               </w:rPr>
-              <w:t>19</w:t>
+              <w:t>21</w:t>
             </w:r>
             <w:r>
               <w:rPr>
@@ -1806,7 +1880,7 @@
               <w14:ligatures w14:val="standardContextual"/>
             </w:rPr>
           </w:pPr>
-          <w:hyperlink w:anchor="_Toc243184177" w:history="1">
+          <w:hyperlink w:anchor="_Toc243402536" w:history="1">
             <w:r>
               <w:rPr>
                 <w:rStyle w:val="Hipervnculo"/>
@@ -1833,7 +1907,7 @@
                 <w:noProof/>
                 <w:webHidden/>
               </w:rPr>
-              <w:instrText xml:space="preserve"> PAGEREF _Toc243184177 \h </w:instrText>
+              <w:instrText xml:space="preserve"> PAGEREF _Toc243402536 \h </w:instrText>
             </w:r>
             <w:r>
               <w:rPr>
@@ -1853,7 +1927,7 @@
                 <w:noProof/>
                 <w:webHidden/>
               </w:rPr>
-              <w:t>20</w:t>
+              <w:t>22</w:t>
             </w:r>
             <w:r>
               <w:rPr>
@@ -1880,7 +1954,7 @@
               <w14:ligatures w14:val="standardContextual"/>
             </w:rPr>
           </w:pPr>
-          <w:hyperlink w:anchor="_Toc243184178" w:history="1">
+          <w:hyperlink w:anchor="_Toc243402537" w:history="1">
             <w:r>
               <w:rPr>
                 <w:rStyle w:val="Hipervnculo"/>
@@ -1907,7 +1981,7 @@
                 <w:noProof/>
                 <w:webHidden/>
               </w:rPr>
-              <w:instrText xml:space="preserve"> PAGEREF _Toc243184178 \h </w:instrText>
+              <w:instrText xml:space="preserve"> PAGEREF _Toc243402537 \h </w:instrText>
             </w:r>
             <w:r>
               <w:rPr>
@@ -1927,7 +2001,7 @@
                 <w:noProof/>
                 <w:webHidden/>
               </w:rPr>
-              <w:t>21</w:t>
+              <w:t>23</w:t>
             </w:r>
             <w:r>
               <w:rPr>
@@ -1954,7 +2028,7 @@
               <w14:ligatures w14:val="standardContextual"/>
             </w:rPr>
           </w:pPr>
-          <w:hyperlink w:anchor="_Toc243184179" w:history="1">
+          <w:hyperlink w:anchor="_Toc243402538" w:history="1">
             <w:r>
               <w:rPr>
                 <w:rStyle w:val="Hipervnculo"/>
@@ -1981,7 +2055,7 @@
                 <w:noProof/>
                 <w:webHidden/>
               </w:rPr>
-              <w:instrText xml:space="preserve"> PAGEREF _Toc243184179 \h </w:instrText>
+              <w:instrText xml:space="preserve"> PAGEREF _Toc243402538 \h </w:instrText>
             </w:r>
             <w:r>
               <w:rPr>
@@ -2001,7 +2075,7 @@
                 <w:noProof/>
                 <w:webHidden/>
               </w:rPr>
-              <w:t>22</w:t>
+              <w:t>24</w:t>
             </w:r>
             <w:r>
               <w:rPr>
@@ -2028,7 +2102,7 @@
               <w14:ligatures w14:val="standardContextual"/>
             </w:rPr>
           </w:pPr>
-          <w:hyperlink w:anchor="_Toc243184180" w:history="1">
+          <w:hyperlink w:anchor="_Toc243402539" w:history="1">
             <w:r>
               <w:rPr>
                 <w:rStyle w:val="Hipervnculo"/>
@@ -2055,7 +2129,7 @@
                 <w:noProof/>
                 <w:webHidden/>
               </w:rPr>
-              <w:instrText xml:space="preserve"> PAGEREF _Toc243184180 \h </w:instrText>
+              <w:instrText xml:space="preserve"> PAGEREF _Toc243402539 \h </w:instrText>
             </w:r>
             <w:r>
               <w:rPr>
@@ -2075,7 +2149,7 @@
                 <w:noProof/>
                 <w:webHidden/>
               </w:rPr>
-              <w:t>23</w:t>
+              <w:t>25</w:t>
             </w:r>
             <w:r>
               <w:rPr>
@@ -2102,7 +2176,7 @@
               <w14:ligatures w14:val="standardContextual"/>
             </w:rPr>
           </w:pPr>
-          <w:hyperlink w:anchor="_Toc243184181" w:history="1">
+          <w:hyperlink w:anchor="_Toc243402540" w:history="1">
             <w:r>
               <w:rPr>
                 <w:rStyle w:val="Hipervnculo"/>
@@ -2129,7 +2203,7 @@
                 <w:noProof/>
                 <w:webHidden/>
               </w:rPr>
-              <w:instrText xml:space="preserve"> PAGEREF _Toc243184181 \h </w:instrText>
+              <w:instrText xml:space="preserve"> PAGEREF _Toc243402540 \h </w:instrText>
             </w:r>
             <w:r>
               <w:rPr>
@@ -2149,7 +2223,7 @@
                 <w:noProof/>
                 <w:webHidden/>
               </w:rPr>
-              <w:t>23</w:t>
+              <w:t>25</w:t>
             </w:r>
             <w:r>
               <w:rPr>
@@ -2176,7 +2250,7 @@
               <w14:ligatures w14:val="standardContextual"/>
             </w:rPr>
           </w:pPr>
-          <w:hyperlink w:anchor="_Toc243184182" w:history="1">
+          <w:hyperlink w:anchor="_Toc243402541" w:history="1">
             <w:r>
               <w:rPr>
                 <w:rStyle w:val="Hipervnculo"/>
@@ -2203,7 +2277,7 @@
                 <w:noProof/>
                 <w:webHidden/>
               </w:rPr>
-              <w:instrText xml:space="preserve"> PAGEREF _Toc243184182 \h </w:instrText>
+              <w:instrText xml:space="preserve"> PAGEREF _Toc243402541 \h </w:instrText>
             </w:r>
             <w:r>
               <w:rPr>
@@ -2223,7 +2297,7 @@
                 <w:noProof/>
                 <w:webHidden/>
               </w:rPr>
-              <w:t>24</w:t>
+              <w:t>26</w:t>
             </w:r>
             <w:r>
               <w:rPr>
@@ -2250,7 +2324,7 @@
               <w14:ligatures w14:val="standardContextual"/>
             </w:rPr>
           </w:pPr>
-          <w:hyperlink w:anchor="_Toc243184183" w:history="1">
+          <w:hyperlink w:anchor="_Toc243402542" w:history="1">
             <w:r>
               <w:rPr>
                 <w:rStyle w:val="Hipervnculo"/>
@@ -2277,7 +2351,7 @@
                 <w:noProof/>
                 <w:webHidden/>
               </w:rPr>
-              <w:instrText xml:space="preserve"> PAGEREF _Toc243184183 \h </w:instrText>
+              <w:instrText xml:space="preserve"> PAGEREF _Toc243402542 \h </w:instrText>
             </w:r>
             <w:r>
               <w:rPr>
@@ -2297,7 +2371,7 @@
                 <w:noProof/>
                 <w:webHidden/>
               </w:rPr>
-              <w:t>25</w:t>
+              <w:t>27</w:t>
             </w:r>
             <w:r>
               <w:rPr>
@@ -2324,7 +2398,7 @@
               <w14:ligatures w14:val="standardContextual"/>
             </w:rPr>
           </w:pPr>
-          <w:hyperlink w:anchor="_Toc243184184" w:history="1">
+          <w:hyperlink w:anchor="_Toc243402543" w:history="1">
             <w:r>
               <w:rPr>
                 <w:rStyle w:val="Hipervnculo"/>
@@ -2351,7 +2425,7 @@
                 <w:noProof/>
                 <w:webHidden/>
               </w:rPr>
-              <w:instrText xml:space="preserve"> PAGEREF _Toc243184184 \h </w:instrText>
+              <w:instrText xml:space="preserve"> PAGEREF _Toc243402543 \h </w:instrText>
             </w:r>
             <w:r>
               <w:rPr>
@@ -2371,7 +2445,7 @@
                 <w:noProof/>
                 <w:webHidden/>
               </w:rPr>
-              <w:t>25</w:t>
+              <w:t>27</w:t>
             </w:r>
             <w:r>
               <w:rPr>
@@ -2398,7 +2472,7 @@
               <w14:ligatures w14:val="standardContextual"/>
             </w:rPr>
           </w:pPr>
-          <w:hyperlink w:anchor="_Toc243184185" w:history="1">
+          <w:hyperlink w:anchor="_Toc243402544" w:history="1">
             <w:r>
               <w:rPr>
                 <w:rStyle w:val="Hipervnculo"/>
@@ -2425,7 +2499,7 @@
                 <w:noProof/>
                 <w:webHidden/>
               </w:rPr>
-              <w:instrText xml:space="preserve"> PAGEREF _Toc243184185 \h </w:instrText>
+              <w:instrText xml:space="preserve"> PAGEREF _Toc243402544 \h </w:instrText>
             </w:r>
             <w:r>
               <w:rPr>
@@ -2445,7 +2519,7 @@
                 <w:noProof/>
                 <w:webHidden/>
               </w:rPr>
-              <w:t>26</w:t>
+              <w:t>28</w:t>
             </w:r>
             <w:r>
               <w:rPr>
@@ -2472,7 +2546,7 @@
               <w14:ligatures w14:val="standardContextual"/>
             </w:rPr>
           </w:pPr>
-          <w:hyperlink w:anchor="_Toc243184186" w:history="1">
+          <w:hyperlink w:anchor="_Toc243402545" w:history="1">
             <w:r>
               <w:rPr>
                 <w:rStyle w:val="Hipervnculo"/>
@@ -2499,7 +2573,7 @@
                 <w:noProof/>
                 <w:webHidden/>
               </w:rPr>
-              <w:instrText xml:space="preserve"> PAGEREF _Toc243184186 \h </w:instrText>
+              <w:instrText xml:space="preserve"> PAGEREF _Toc243402545 \h </w:instrText>
             </w:r>
             <w:r>
               <w:rPr>
@@ -2519,7 +2593,7 @@
                 <w:noProof/>
                 <w:webHidden/>
               </w:rPr>
-              <w:t>27</w:t>
+              <w:t>29</w:t>
             </w:r>
             <w:r>
               <w:rPr>
@@ -2546,7 +2620,7 @@
               <w14:ligatures w14:val="standardContextual"/>
             </w:rPr>
           </w:pPr>
-          <w:hyperlink w:anchor="_Toc243184187" w:history="1">
+          <w:hyperlink w:anchor="_Toc243402546" w:history="1">
             <w:r>
               <w:rPr>
                 <w:rStyle w:val="Hipervnculo"/>
@@ -2573,7 +2647,7 @@
                 <w:noProof/>
                 <w:webHidden/>
               </w:rPr>
-              <w:instrText xml:space="preserve"> PAGEREF _Toc243184187 \h </w:instrText>
+              <w:instrText xml:space="preserve"> PAGEREF _Toc243402546 \h </w:instrText>
             </w:r>
             <w:r>
               <w:rPr>
@@ -2593,7 +2667,7 @@
                 <w:noProof/>
                 <w:webHidden/>
               </w:rPr>
-              <w:t>27</w:t>
+              <w:t>29</w:t>
             </w:r>
             <w:r>
               <w:rPr>
@@ -2620,7 +2694,7 @@
               <w14:ligatures w14:val="standardContextual"/>
             </w:rPr>
           </w:pPr>
-          <w:hyperlink w:anchor="_Toc243184188" w:history="1">
+          <w:hyperlink w:anchor="_Toc243402547" w:history="1">
             <w:r>
               <w:rPr>
                 <w:rStyle w:val="Hipervnculo"/>
@@ -2647,7 +2721,7 @@
                 <w:noProof/>
                 <w:webHidden/>
               </w:rPr>
-              <w:instrText xml:space="preserve"> PAGEREF _Toc243184188 \h </w:instrText>
+              <w:instrText xml:space="preserve"> PAGEREF _Toc243402547 \h </w:instrText>
             </w:r>
             <w:r>
               <w:rPr>
@@ -2667,7 +2741,7 @@
                 <w:noProof/>
                 <w:webHidden/>
               </w:rPr>
-              <w:t>28</w:t>
+              <w:t>30</w:t>
             </w:r>
             <w:r>
               <w:rPr>
@@ -2694,7 +2768,7 @@
               <w14:ligatures w14:val="standardContextual"/>
             </w:rPr>
           </w:pPr>
-          <w:hyperlink w:anchor="_Toc243184189" w:history="1">
+          <w:hyperlink w:anchor="_Toc243402548" w:history="1">
             <w:r>
               <w:rPr>
                 <w:rStyle w:val="Hipervnculo"/>
@@ -2721,7 +2795,7 @@
                 <w:noProof/>
                 <w:webHidden/>
               </w:rPr>
-              <w:instrText xml:space="preserve"> PAGEREF _Toc243184189 \h </w:instrText>
+              <w:instrText xml:space="preserve"> PAGEREF _Toc243402548 \h </w:instrText>
             </w:r>
             <w:r>
               <w:rPr>
@@ -2741,7 +2815,7 @@
                 <w:noProof/>
                 <w:webHidden/>
               </w:rPr>
-              <w:t>29</w:t>
+              <w:t>31</w:t>
             </w:r>
             <w:r>
               <w:rPr>
@@ -2753,7 +2827,13 @@
           </w:hyperlink>
         </w:p>
         <w:p>
+          <w:pPr>
+            <w:spacing w:after="0" w:line="20" w:lineRule="exact"/>
+          </w:pPr>
           <w:r>
+            <w:rPr>
+              <w:sz w:val="2"/>
+            </w:rPr>
             <w:fldChar w:fldCharType="end"/>
           </w:r>
         </w:p>
@@ -2765,7 +2845,7 @@
         <w:pageBreakBefore/>
       </w:pPr>
       <w:bookmarkStart w:id="0" w:name="antes-de-empezar"/>
-      <w:bookmarkStart w:id="1" w:name="_Toc243184154"/>
+      <w:bookmarkStart w:id="1" w:name="_Toc243402512"/>
       <w:r>
         <w:t>Antes de empezar</w:t>
       </w:r>
@@ -2964,7 +3044,7 @@
         <w:pStyle w:val="Ttulo1"/>
       </w:pPr>
       <w:bookmarkStart w:id="2" w:name="instalación-en-windows"/>
-      <w:bookmarkStart w:id="3" w:name="_Toc243184155"/>
+      <w:bookmarkStart w:id="3" w:name="_Toc243402513"/>
       <w:bookmarkEnd w:id="0"/>
       <w:r>
         <w:t>1. Instalación en Windows</w:t>
@@ -2976,7 +3056,7 @@
         <w:pStyle w:val="Ttulo2"/>
       </w:pPr>
       <w:bookmarkStart w:id="4" w:name="comprueba-la-versión-de-python"/>
-      <w:bookmarkStart w:id="5" w:name="_Toc243184156"/>
+      <w:bookmarkStart w:id="5" w:name="_Toc243402514"/>
       <w:r>
         <w:t>1.1. Comprueba la versión de Python</w:t>
       </w:r>
@@ -3131,10 +3211,7 @@
         <w:t>Advertencia:</w:t>
       </w:r>
       <w:r>
-        <w:t xml:space="preserve"> </w:t>
-      </w:r>
-      <w:r>
-        <w:t>Pygame aún no funciona con Python 3.14. Si solo tienes 3.14, instala Python 3.13 desde python.org y repite este paso.</w:t>
+        <w:t xml:space="preserve"> Pygame aún no funciona con Python 3.14. Si solo tienes 3.14, instala Python 3.13 desde python.org y repite este paso.</w:t>
       </w:r>
     </w:p>
     <w:p>
@@ -3142,7 +3219,7 @@
         <w:pStyle w:val="Ttulo2"/>
       </w:pPr>
       <w:bookmarkStart w:id="6" w:name="descarga-el-proyecto"/>
-      <w:bookmarkStart w:id="7" w:name="_Toc243184157"/>
+      <w:bookmarkStart w:id="7" w:name="_Toc243402515"/>
       <w:bookmarkEnd w:id="4"/>
       <w:r>
         <w:t>1.2. Descarga el proyecto</w:t>
@@ -3257,7 +3334,7 @@
         <w:pStyle w:val="Ttulo2"/>
       </w:pPr>
       <w:bookmarkStart w:id="8" w:name="crea-y-activa-el-entorno-virtual"/>
-      <w:bookmarkStart w:id="9" w:name="_Toc243184158"/>
+      <w:bookmarkStart w:id="9" w:name="_Toc243402516"/>
       <w:bookmarkEnd w:id="6"/>
       <w:r>
         <w:t>1.3. Crea y activa el entorno virtual</w:t>
@@ -3470,7 +3547,7 @@
         <w:pStyle w:val="Ttulo2"/>
       </w:pPr>
       <w:bookmarkStart w:id="10" w:name="instala-las-dependencias"/>
-      <w:bookmarkStart w:id="11" w:name="_Toc243184159"/>
+      <w:bookmarkStart w:id="11" w:name="_Toc243402517"/>
       <w:bookmarkEnd w:id="8"/>
       <w:r>
         <w:t>1.4. Instala las dependencias</w:t>
@@ -3577,7 +3654,7 @@
         <w:pStyle w:val="Ttulo2"/>
       </w:pPr>
       <w:bookmarkStart w:id="12" w:name="comprueba-que-todo-funciona"/>
-      <w:bookmarkStart w:id="13" w:name="_Toc243184160"/>
+      <w:bookmarkStart w:id="13" w:name="_Toc243402518"/>
       <w:bookmarkEnd w:id="10"/>
       <w:r>
         <w:t>1.5. Comprueba que todo funciona</w:t>
@@ -3720,7 +3797,7 @@
         <w:pStyle w:val="Ttulo1"/>
       </w:pPr>
       <w:bookmarkStart w:id="14" w:name="instalación-en-linux"/>
-      <w:bookmarkStart w:id="15" w:name="_Toc243184161"/>
+      <w:bookmarkStart w:id="15" w:name="_Toc243402519"/>
       <w:bookmarkEnd w:id="2"/>
       <w:bookmarkEnd w:id="12"/>
       <w:r>
@@ -3896,7 +3973,7 @@
         <w:pStyle w:val="Ttulo1"/>
       </w:pPr>
       <w:bookmarkStart w:id="16" w:name="interfaz-gráfica"/>
-      <w:bookmarkStart w:id="17" w:name="_Toc243184162"/>
+      <w:bookmarkStart w:id="17" w:name="_Toc243402520"/>
       <w:bookmarkEnd w:id="14"/>
       <w:r>
         <w:t>3. Interfaz gráfica</w:t>
@@ -3916,7 +3993,7 @@
         <w:pStyle w:val="Ttulo2"/>
       </w:pPr>
       <w:bookmarkStart w:id="18" w:name="abre-la-aplicación"/>
-      <w:bookmarkStart w:id="19" w:name="_Toc243184163"/>
+      <w:bookmarkStart w:id="19" w:name="_Toc243402521"/>
       <w:r>
         <w:t>3.1. Abre la aplicación</w:t>
       </w:r>
@@ -4169,6 +4246,33 @@
     </w:p>
     <w:p>
       <w:pPr>
+        <w:pStyle w:val="Compact"/>
+        <w:numPr>
+          <w:ilvl w:val="0"/>
+          <w:numId w:val="12"/>
+        </w:numPr>
+      </w:pPr>
+      <w:r>
+        <w:rPr>
+          <w:b/>
+        </w:rPr>
+        <w:t>7. Abrir JSON:</w:t>
+      </w:r>
+      <w:r>
+        <w:t xml:space="preserve"> abre un escenario propio con el selector de archivos. Equivale a la tecla </w:t>
+      </w:r>
+      <w:r>
+        <w:rPr>
+          <w:rStyle w:val="VerbatimChar"/>
+        </w:rPr>
+        <w:t>O</w:t>
+      </w:r>
+      <w:r>
+        <w:t>.</w:t>
+      </w:r>
+    </w:p>
+    <w:p>
+      <w:pPr>
         <w:pStyle w:val="FirstParagraph"/>
       </w:pPr>
       <w:r>
@@ -4180,7 +4284,7 @@
         <w:pStyle w:val="Ttulo2"/>
       </w:pPr>
       <w:bookmarkStart w:id="20" w:name="cambia-de-escenario"/>
-      <w:bookmarkStart w:id="21" w:name="_Toc243184164"/>
+      <w:bookmarkStart w:id="21" w:name="_Toc243402522"/>
       <w:bookmarkEnd w:id="18"/>
       <w:r>
         <w:t>3.2. Cambia de escenario</w:t>
@@ -4328,7 +4432,7 @@
         <w:pStyle w:val="Ttulo2"/>
       </w:pPr>
       <w:bookmarkStart w:id="22" w:name="elige-el-algoritmo-y-la-unidad"/>
-      <w:bookmarkStart w:id="23" w:name="_Toc243184165"/>
+      <w:bookmarkStart w:id="23" w:name="_Toc243402523"/>
       <w:bookmarkEnd w:id="20"/>
       <w:r>
         <w:t>3.3. Elige el algoritmo y la unidad</w:t>
@@ -4471,7 +4575,7 @@
         <w:pStyle w:val="Ttulo2"/>
       </w:pPr>
       <w:bookmarkStart w:id="24" w:name="elige-el-objetivo"/>
-      <w:bookmarkStart w:id="25" w:name="_Toc243184166"/>
+      <w:bookmarkStart w:id="25" w:name="_Toc243402524"/>
       <w:bookmarkEnd w:id="22"/>
       <w:r>
         <w:t>3.4. Elige el objetivo</w:t>
@@ -4576,7 +4680,7 @@
         <w:pStyle w:val="Ttulo2"/>
       </w:pPr>
       <w:bookmarkStart w:id="26" w:name="ejecuta-la-búsqueda"/>
-      <w:bookmarkStart w:id="27" w:name="_Toc243184167"/>
+      <w:bookmarkStart w:id="27" w:name="_Toc243402525"/>
       <w:bookmarkEnd w:id="24"/>
       <w:r>
         <w:t>3.5. Ejecuta la búsqueda</w:t>
@@ -4710,7 +4814,7 @@
         <w:pStyle w:val="Ttulo2"/>
       </w:pPr>
       <w:bookmarkStart w:id="28" w:name="muestra-la-exploración"/>
-      <w:bookmarkStart w:id="29" w:name="_Toc243184168"/>
+      <w:bookmarkStart w:id="29" w:name="_Toc243402526"/>
       <w:bookmarkEnd w:id="26"/>
       <w:r>
         <w:t>3.6. Muestra la exploración</w:t>
@@ -4845,7 +4949,7 @@
         <w:pStyle w:val="Ttulo2"/>
       </w:pPr>
       <w:bookmarkStart w:id="30" w:name="compara-con-otro-algoritmo"/>
-      <w:bookmarkStart w:id="31" w:name="_Toc243184169"/>
+      <w:bookmarkStart w:id="31" w:name="_Toc243402527"/>
       <w:bookmarkEnd w:id="28"/>
       <w:r>
         <w:t>3.7. Compara con otro algoritmo</w:t>
@@ -4977,7 +5081,7 @@
         <w:pStyle w:val="Ttulo2"/>
       </w:pPr>
       <w:bookmarkStart w:id="32" w:name="ajusta-k-en-beam-search"/>
-      <w:bookmarkStart w:id="33" w:name="_Toc243184170"/>
+      <w:bookmarkStart w:id="33" w:name="_Toc243402528"/>
       <w:bookmarkEnd w:id="30"/>
       <w:r>
         <w:t>3.8. Ajusta k en Beam Search</w:t>
@@ -5158,7 +5262,7 @@
         <w:pStyle w:val="Ttulo2"/>
       </w:pPr>
       <w:bookmarkStart w:id="34" w:name="abre-un-escenario-concreto"/>
-      <w:bookmarkStart w:id="35" w:name="_Toc243184171"/>
+      <w:bookmarkStart w:id="35" w:name="_Toc243402529"/>
       <w:bookmarkEnd w:id="32"/>
       <w:r>
         <w:t>3.9. Abre un escenario concreto</w:t>
@@ -5262,6 +5366,228 @@
       </w:r>
       <w:r>
         <w:t xml:space="preserve"> de la ventana.</w:t>
+      </w:r>
+    </w:p>
+    <w:p>
+      <w:pPr>
+        <w:pStyle w:val="Ttulo2"/>
+      </w:pPr>
+      <w:bookmarkStart w:id="36" w:name="_Toc243402530"/>
+      <w:r>
+        <w:t>3.10. Abre un escenario propio</w:t>
+      </w:r>
+      <w:bookmarkEnd w:id="36"/>
+    </w:p>
+    <w:p>
+      <w:pPr>
+        <w:pStyle w:val="FirstParagraph"/>
+      </w:pPr>
+      <w:r>
+        <w:t>Puedes cargar cualquier escenario JSON con el formato común, como el que entregue el profesor, sin usar la consola.</w:t>
+      </w:r>
+    </w:p>
+    <w:p>
+      <w:pPr>
+        <w:pStyle w:val="Compact"/>
+        <w:numPr>
+          <w:ilvl w:val="0"/>
+          <w:numId w:val="26"/>
+        </w:numPr>
+      </w:pPr>
+      <w:r>
+        <w:t xml:space="preserve">Haz clic en </w:t>
+      </w:r>
+      <w:r>
+        <w:rPr>
+          <w:b/>
+        </w:rPr>
+        <w:t>O — Abrir JSON</w:t>
+      </w:r>
+      <w:r>
+        <w:t xml:space="preserve">, junto al título del panel, o pulsa la tecla </w:t>
+      </w:r>
+      <w:r>
+        <w:rPr>
+          <w:rStyle w:val="VerbatimChar"/>
+        </w:rPr>
+        <w:t>O</w:t>
+      </w:r>
+      <w:r>
+        <w:t>.</w:t>
+      </w:r>
+    </w:p>
+    <w:p>
+      <w:pPr>
+        <w:pStyle w:val="Compact"/>
+        <w:numPr>
+          <w:ilvl w:val="0"/>
+          <w:numId w:val="26"/>
+        </w:numPr>
+      </w:pPr>
+      <w:r>
+        <w:t xml:space="preserve">Elige el archivo y pulsa </w:t>
+      </w:r>
+      <w:r>
+        <w:rPr>
+          <w:b/>
+        </w:rPr>
+        <w:t>Abrir</w:t>
+      </w:r>
+      <w:r>
+        <w:t>. El selector empieza en la carpeta del escenario actual.</w:t>
+      </w:r>
+    </w:p>
+    <w:p>
+      <w:pPr>
+        <w:pStyle w:val="CaptionedFigure"/>
+      </w:pPr>
+      <w:r>
+        <w:rPr>
+          <w:noProof/>
+        </w:rPr>
+        <w:drawing>
+          <wp:inline distT="0" distB="0" distL="0" distR="0" wp14:anchorId="78EC5136" wp14:editId="1CF47E87">
+            <wp:extent cx="5940000" cy="3725085"/>
+            <wp:effectExtent l="0" t="0" r="0" b="0"/>
+            <wp:docPr id="9001" name="g10_selector" descr="Escenario ruta_corta_vs_economica.json cargado."/>
+            <wp:cNvGraphicFramePr/>
+            <a:graphic xmlns:a="http://schemas.openxmlformats.org/drawingml/2006/main">
+              <a:graphicData uri="http://schemas.openxmlformats.org/drawingml/2006/picture">
+                <pic:pic xmlns:pic="http://schemas.openxmlformats.org/drawingml/2006/picture">
+                  <pic:nvPicPr>
+                    <pic:cNvPr id="9002" name="g10_selector" descr="g02_escenario_marcas.png"/>
+                    <pic:cNvPicPr>
+                      <a:picLocks noChangeAspect="1" noChangeArrowheads="1"/>
+                    </pic:cNvPicPr>
+                  </pic:nvPicPr>
+                  <pic:blipFill>
+                    <a:blip r:embed="rId20"/>
+                    <a:stretch>
+                      <a:fillRect/>
+                    </a:stretch>
+                  </pic:blipFill>
+                  <pic:spPr bwMode="auto">
+                    <a:xfrm>
+                      <a:off x="0" y="0"/>
+                      <a:ext cx="5940000" cy="3725085"/>
+                    </a:xfrm>
+                    <a:prstGeom prst="rect">
+                      <a:avLst/>
+                    </a:prstGeom>
+                    <a:noFill/>
+                    <a:ln w="9525">
+                      <a:noFill/>
+                      <a:headEnd/>
+                      <a:tailEnd/>
+                    </a:ln>
+                  </pic:spPr>
+                </pic:pic>
+              </a:graphicData>
+            </a:graphic>
+          </wp:inline>
+        </w:drawing>
+      </w:r>
+    </w:p>
+    <w:p>
+      <w:pPr>
+        <w:pStyle w:val="ImageCaption"/>
+      </w:pPr>
+      <w:r>
+        <w:t>Selector de archivos de la aplicación.</w:t>
+      </w:r>
+    </w:p>
+    <w:p>
+      <w:pPr>
+        <w:pStyle w:val="Compact"/>
+        <w:numPr>
+          <w:ilvl w:val="0"/>
+          <w:numId w:val="26"/>
+        </w:numPr>
+      </w:pPr>
+      <w:r>
+        <w:t>El mapa cambia y el panel muestra su nombre. Si el escenario declara una prueba de búsqueda, la unidad y el objetivo se toman de ella.</w:t>
+      </w:r>
+    </w:p>
+    <w:p>
+      <w:pPr>
+        <w:pStyle w:val="CaptionedFigure"/>
+      </w:pPr>
+      <w:r>
+        <w:rPr>
+          <w:noProof/>
+        </w:rPr>
+        <w:drawing>
+          <wp:inline distT="0" distB="0" distL="0" distR="0" wp14:anchorId="78EC5136" wp14:editId="1CF47E87">
+            <wp:extent cx="5940000" cy="4390166"/>
+            <wp:effectExtent l="0" t="0" r="0" b="0"/>
+            <wp:docPr id="9003" name="g09_abrir_json_marcas" descr="Escenario ruta_corta_vs_economica.json cargado."/>
+            <wp:cNvGraphicFramePr/>
+            <a:graphic xmlns:a="http://schemas.openxmlformats.org/drawingml/2006/main">
+              <a:graphicData uri="http://schemas.openxmlformats.org/drawingml/2006/picture">
+                <pic:pic xmlns:pic="http://schemas.openxmlformats.org/drawingml/2006/picture">
+                  <pic:nvPicPr>
+                    <pic:cNvPr id="9004" name="g09_abrir_json_marcas" descr="g02_escenario_marcas.png"/>
+                    <pic:cNvPicPr>
+                      <a:picLocks noChangeAspect="1" noChangeArrowheads="1"/>
+                    </pic:cNvPicPr>
+                  </pic:nvPicPr>
+                  <pic:blipFill>
+                    <a:blip r:embed="rId21"/>
+                    <a:stretch>
+                      <a:fillRect/>
+                    </a:stretch>
+                  </pic:blipFill>
+                  <pic:spPr bwMode="auto">
+                    <a:xfrm>
+                      <a:off x="0" y="0"/>
+                      <a:ext cx="5940000" cy="4390166"/>
+                    </a:xfrm>
+                    <a:prstGeom prst="rect">
+                      <a:avLst/>
+                    </a:prstGeom>
+                    <a:noFill/>
+                    <a:ln w="9525">
+                      <a:noFill/>
+                      <a:headEnd/>
+                      <a:tailEnd/>
+                    </a:ln>
+                  </pic:spPr>
+                </pic:pic>
+              </a:graphicData>
+            </a:graphic>
+          </wp:inline>
+        </w:drawing>
+      </w:r>
+    </w:p>
+    <w:p>
+      <w:pPr>
+        <w:pStyle w:val="ImageCaption"/>
+      </w:pPr>
+      <w:r>
+        <w:t>Escenario externo cargado desde el botón.</w:t>
+      </w:r>
+    </w:p>
+    <w:p>
+      <w:pPr>
+        <w:pStyle w:val="Textodebloque"/>
+      </w:pPr>
+      <w:r>
+        <w:rPr>
+          <w:b/>
+        </w:rPr>
+        <w:t>Nota:</w:t>
+      </w:r>
+      <w:r>
+        <w:t xml:space="preserve"> También puedes arrastrar el archivo JSON y soltarlo sobre la ventana. Si el archivo tiene errores, el panel los explica y el escenario actual no cambia. El escenario abierto queda disponible en las flechas de </w:t>
+      </w:r>
+      <w:r>
+        <w:rPr>
+          <w:b/>
+        </w:rPr>
+        <w:t>Escenario</w:t>
+      </w:r>
+      <w:r>
+        <w:t>.</w:t>
       </w:r>
     </w:p>
     <w:p>
@@ -5279,14 +5605,14 @@
       <w:pPr>
         <w:pStyle w:val="Ttulo1"/>
       </w:pPr>
-      <w:bookmarkStart w:id="36" w:name="consola"/>
-      <w:bookmarkStart w:id="37" w:name="_Toc243184172"/>
+      <w:bookmarkStart w:id="37" w:name="consola"/>
+      <w:bookmarkStart w:id="38" w:name="_Toc243402531"/>
       <w:bookmarkEnd w:id="16"/>
       <w:bookmarkEnd w:id="34"/>
       <w:r>
         <w:t>4. Consola</w:t>
       </w:r>
-      <w:bookmarkEnd w:id="37"/>
+      <w:bookmarkEnd w:id="38"/>
     </w:p>
     <w:p>
       <w:pPr>
@@ -5336,12 +5662,12 @@
       <w:pPr>
         <w:pStyle w:val="Ttulo2"/>
       </w:pPr>
-      <w:bookmarkStart w:id="38" w:name="cómo-decide-qué-ejecutar"/>
-      <w:bookmarkStart w:id="39" w:name="_Toc243184173"/>
+      <w:bookmarkStart w:id="39" w:name="cómo-decide-qué-ejecutar"/>
+      <w:bookmarkStart w:id="40" w:name="_Toc243402532"/>
       <w:r>
         <w:t>4.1. Cómo decide qué ejecutar</w:t>
       </w:r>
-      <w:bookmarkEnd w:id="39"/>
+      <w:bookmarkEnd w:id="40"/>
     </w:p>
     <w:p>
       <w:pPr>
@@ -6334,13 +6660,13 @@
       <w:pPr>
         <w:pStyle w:val="Ttulo2"/>
       </w:pPr>
-      <w:bookmarkStart w:id="40" w:name="modo-búsqueda"/>
-      <w:bookmarkStart w:id="41" w:name="_Toc243184174"/>
-      <w:bookmarkEnd w:id="38"/>
+      <w:bookmarkStart w:id="41" w:name="modo-búsqueda"/>
+      <w:bookmarkStart w:id="42" w:name="_Toc243402533"/>
+      <w:bookmarkEnd w:id="39"/>
       <w:r>
         <w:t>4.2. Modo búsqueda</w:t>
       </w:r>
-      <w:bookmarkEnd w:id="41"/>
+      <w:bookmarkEnd w:id="42"/>
     </w:p>
     <w:p>
       <w:pPr>
@@ -6366,10 +6692,7 @@
         <w:pStyle w:val="FirstParagraph"/>
       </w:pPr>
       <w:r>
-        <w:t xml:space="preserve">La salida muestra el escenario, la unidad, el origen y el destino. Después, el resultado: si encontró solución, el </w:t>
-      </w:r>
-      <w:r>
-        <w:t>camino, los movimientos, el costo, los estados generados y expandidos, el máximo de frontera y el tiempo.</w:t>
+        <w:t>La salida muestra el escenario, la unidad, el origen y el destino. Después, el resultado: si encontró solución, el camino, los movimientos, el costo, los estados generados y expandidos, el máximo de frontera y el tiempo.</w:t>
       </w:r>
     </w:p>
     <w:p>
@@ -6396,7 +6719,7 @@
                     </pic:cNvPicPr>
                   </pic:nvPicPr>
                   <pic:blipFill>
-                    <a:blip r:embed="rId20"/>
+                    <a:blip r:embed="rId22"/>
                     <a:stretch>
                       <a:fillRect/>
                     </a:stretch>
@@ -6435,13 +6758,13 @@
       <w:pPr>
         <w:pStyle w:val="Ttulo2"/>
       </w:pPr>
-      <w:bookmarkStart w:id="42" w:name="compara-dos-algoritmos"/>
-      <w:bookmarkStart w:id="43" w:name="_Toc243184175"/>
-      <w:bookmarkEnd w:id="40"/>
+      <w:bookmarkStart w:id="43" w:name="compara-dos-algoritmos"/>
+      <w:bookmarkStart w:id="44" w:name="_Toc243402534"/>
+      <w:bookmarkEnd w:id="41"/>
       <w:r>
         <w:t>4.3. Compara dos algoritmos</w:t>
       </w:r>
-      <w:bookmarkEnd w:id="43"/>
+      <w:bookmarkEnd w:id="44"/>
     </w:p>
     <w:p>
       <w:pPr>
@@ -6492,7 +6815,7 @@
                     </pic:cNvPicPr>
                   </pic:nvPicPr>
                   <pic:blipFill>
-                    <a:blip r:embed="rId21"/>
+                    <a:blip r:embed="rId23"/>
                     <a:stretch>
                       <a:fillRect/>
                     </a:stretch>
@@ -6531,13 +6854,13 @@
       <w:pPr>
         <w:pStyle w:val="Ttulo2"/>
       </w:pPr>
-      <w:bookmarkStart w:id="44" w:name="beam-search-con-varios-valores-de-k"/>
-      <w:bookmarkStart w:id="45" w:name="_Toc243184176"/>
-      <w:bookmarkEnd w:id="42"/>
+      <w:bookmarkStart w:id="45" w:name="beam-search-con-varios-valores-de-k"/>
+      <w:bookmarkStart w:id="46" w:name="_Toc243402535"/>
+      <w:bookmarkEnd w:id="43"/>
       <w:r>
         <w:t>4.4. Beam Search con varios valores de k</w:t>
       </w:r>
-      <w:bookmarkEnd w:id="45"/>
+      <w:bookmarkEnd w:id="46"/>
     </w:p>
     <w:p>
       <w:pPr>
@@ -6609,7 +6932,7 @@
                     </pic:cNvPicPr>
                   </pic:nvPicPr>
                   <pic:blipFill>
-                    <a:blip r:embed="rId22"/>
+                    <a:blip r:embed="rId24"/>
                     <a:stretch>
                       <a:fillRect/>
                     </a:stretch>
@@ -6648,13 +6971,13 @@
       <w:pPr>
         <w:pStyle w:val="Ttulo2"/>
       </w:pPr>
-      <w:bookmarkStart w:id="46" w:name="modo-adversarial"/>
-      <w:bookmarkStart w:id="47" w:name="_Toc243184177"/>
-      <w:bookmarkEnd w:id="44"/>
+      <w:bookmarkStart w:id="47" w:name="modo-adversarial"/>
+      <w:bookmarkStart w:id="48" w:name="_Toc243402536"/>
+      <w:bookmarkEnd w:id="45"/>
       <w:r>
         <w:t>4.5. Modo adversarial</w:t>
       </w:r>
-      <w:bookmarkEnd w:id="47"/>
+      <w:bookmarkEnd w:id="48"/>
     </w:p>
     <w:p>
       <w:pPr>
@@ -6792,7 +7115,7 @@
                     </pic:cNvPicPr>
                   </pic:nvPicPr>
                   <pic:blipFill>
-                    <a:blip r:embed="rId23"/>
+                    <a:blip r:embed="rId25"/>
                     <a:stretch>
                       <a:fillRect/>
                     </a:stretch>
@@ -6831,13 +7154,13 @@
       <w:pPr>
         <w:pStyle w:val="Ttulo2"/>
       </w:pPr>
-      <w:bookmarkStart w:id="48" w:name="compara-minimax-y-alfa-beta"/>
-      <w:bookmarkStart w:id="49" w:name="_Toc243184178"/>
-      <w:bookmarkEnd w:id="46"/>
+      <w:bookmarkStart w:id="49" w:name="compara-minimax-y-alfa-beta"/>
+      <w:bookmarkStart w:id="50" w:name="_Toc243402537"/>
+      <w:bookmarkEnd w:id="47"/>
       <w:r>
         <w:t>4.6. Compara Minimax y alfa-beta</w:t>
       </w:r>
-      <w:bookmarkEnd w:id="49"/>
+      <w:bookmarkEnd w:id="50"/>
     </w:p>
     <w:p>
       <w:pPr>
@@ -6892,7 +7215,7 @@
                     </pic:cNvPicPr>
                   </pic:nvPicPr>
                   <pic:blipFill>
-                    <a:blip r:embed="rId24"/>
+                    <a:blip r:embed="rId26"/>
                     <a:stretch>
                       <a:fillRect/>
                     </a:stretch>
@@ -6931,13 +7254,13 @@
       <w:pPr>
         <w:pStyle w:val="Ttulo2"/>
       </w:pPr>
-      <w:bookmarkStart w:id="50" w:name="modo-partida"/>
-      <w:bookmarkStart w:id="51" w:name="_Toc243184179"/>
-      <w:bookmarkEnd w:id="48"/>
+      <w:bookmarkStart w:id="51" w:name="modo-partida"/>
+      <w:bookmarkStart w:id="52" w:name="_Toc243402538"/>
+      <w:bookmarkEnd w:id="49"/>
       <w:r>
         <w:t>4.7. Modo partida</w:t>
       </w:r>
-      <w:bookmarkEnd w:id="51"/>
+      <w:bookmarkEnd w:id="52"/>
     </w:p>
     <w:p>
       <w:pPr>
@@ -6990,7 +7313,7 @@
                     </pic:cNvPicPr>
                   </pic:nvPicPr>
                   <pic:blipFill>
-                    <a:blip r:embed="rId25"/>
+                    <a:blip r:embed="rId27"/>
                     <a:stretch>
                       <a:fillRect/>
                     </a:stretch>
@@ -7065,25 +7388,25 @@
       <w:pPr>
         <w:pStyle w:val="Ttulo1"/>
       </w:pPr>
-      <w:bookmarkStart w:id="52" w:name="escenarios-externos"/>
-      <w:bookmarkStart w:id="53" w:name="_Toc243184180"/>
-      <w:bookmarkEnd w:id="36"/>
-      <w:bookmarkEnd w:id="50"/>
+      <w:bookmarkStart w:id="53" w:name="escenarios-externos"/>
+      <w:bookmarkStart w:id="54" w:name="_Toc243402539"/>
+      <w:bookmarkEnd w:id="37"/>
+      <w:bookmarkEnd w:id="51"/>
       <w:r>
         <w:t>5. Escenarios externos</w:t>
       </w:r>
-      <w:bookmarkEnd w:id="53"/>
+      <w:bookmarkEnd w:id="54"/>
     </w:p>
     <w:p>
       <w:pPr>
         <w:pStyle w:val="Ttulo2"/>
       </w:pPr>
-      <w:bookmarkStart w:id="54" w:name="carga-un-escenario-nuevo"/>
-      <w:bookmarkStart w:id="55" w:name="_Toc243184181"/>
+      <w:bookmarkStart w:id="55" w:name="carga-un-escenario-nuevo"/>
+      <w:bookmarkStart w:id="56" w:name="_Toc243402540"/>
       <w:r>
         <w:t>5.1. Carga un escenario nuevo</w:t>
       </w:r>
-      <w:bookmarkEnd w:id="55"/>
+      <w:bookmarkEnd w:id="56"/>
     </w:p>
     <w:p>
       <w:pPr>
@@ -7143,6 +7466,23 @@
       </w:r>
       <w:r>
         <w:t xml:space="preserve"> del archivo.</w:t>
+      </w:r>
+    </w:p>
+    <w:p>
+      <w:pPr>
+        <w:pStyle w:val="FirstParagraph"/>
+      </w:pPr>
+      <w:r>
+        <w:t xml:space="preserve">También puedes abrirlo desde la interfaz gráfica, con </w:t>
+      </w:r>
+      <w:r>
+        <w:rPr>
+          <w:b/>
+        </w:rPr>
+        <w:t>O — Abrir JSON</w:t>
+      </w:r>
+      <w:r>
+        <w:t xml:space="preserve"> o arrastrándolo sobre la ventana (sección 3.10).</w:t>
       </w:r>
     </w:p>
     <w:p>
@@ -7169,7 +7509,7 @@
                     </pic:cNvPicPr>
                   </pic:nvPicPr>
                   <pic:blipFill>
-                    <a:blip r:embed="rId26"/>
+                    <a:blip r:embed="rId28"/>
                     <a:stretch>
                       <a:fillRect/>
                     </a:stretch>
@@ -7208,13 +7548,13 @@
       <w:pPr>
         <w:pStyle w:val="Ttulo2"/>
       </w:pPr>
-      <w:bookmarkStart w:id="56" w:name="si-el-escenario-tiene-errores"/>
-      <w:bookmarkStart w:id="57" w:name="_Toc243184182"/>
-      <w:bookmarkEnd w:id="54"/>
+      <w:bookmarkStart w:id="57" w:name="si-el-escenario-tiene-errores"/>
+      <w:bookmarkStart w:id="58" w:name="_Toc243402541"/>
+      <w:bookmarkEnd w:id="55"/>
       <w:r>
         <w:t>5.2. Si el escenario tiene errores</w:t>
       </w:r>
-      <w:bookmarkEnd w:id="57"/>
+      <w:bookmarkEnd w:id="58"/>
     </w:p>
     <w:p>
       <w:pPr>
@@ -7259,7 +7599,7 @@
                     </pic:cNvPicPr>
                   </pic:nvPicPr>
                   <pic:blipFill>
-                    <a:blip r:embed="rId27"/>
+                    <a:blip r:embed="rId29"/>
                     <a:stretch>
                       <a:fillRect/>
                     </a:stretch>
@@ -7468,25 +7808,25 @@
       <w:pPr>
         <w:pStyle w:val="Ttulo1"/>
       </w:pPr>
-      <w:bookmarkStart w:id="58" w:name="verificar-y-guardar-resultados"/>
-      <w:bookmarkStart w:id="59" w:name="_Toc243184183"/>
-      <w:bookmarkEnd w:id="52"/>
-      <w:bookmarkEnd w:id="56"/>
+      <w:bookmarkStart w:id="59" w:name="verificar-y-guardar-resultados"/>
+      <w:bookmarkStart w:id="60" w:name="_Toc243402542"/>
+      <w:bookmarkEnd w:id="53"/>
+      <w:bookmarkEnd w:id="57"/>
       <w:r>
         <w:t>6. Verificar y guardar resultados</w:t>
       </w:r>
-      <w:bookmarkEnd w:id="59"/>
+      <w:bookmarkEnd w:id="60"/>
     </w:p>
     <w:p>
       <w:pPr>
         <w:pStyle w:val="Ttulo2"/>
       </w:pPr>
-      <w:bookmarkStart w:id="60" w:name="verifica-una-respuesta"/>
-      <w:bookmarkStart w:id="61" w:name="_Toc243184184"/>
+      <w:bookmarkStart w:id="61" w:name="verifica-una-respuesta"/>
+      <w:bookmarkStart w:id="62" w:name="_Toc243402543"/>
       <w:r>
         <w:t>6.1. Verifica una respuesta</w:t>
       </w:r>
-      <w:bookmarkEnd w:id="61"/>
+      <w:bookmarkEnd w:id="62"/>
     </w:p>
     <w:p>
       <w:pPr>
@@ -7545,7 +7885,7 @@
                     </pic:cNvPicPr>
                   </pic:nvPicPr>
                   <pic:blipFill>
-                    <a:blip r:embed="rId28"/>
+                    <a:blip r:embed="rId30"/>
                     <a:stretch>
                       <a:fillRect/>
                     </a:stretch>
@@ -7584,13 +7924,13 @@
       <w:pPr>
         <w:pStyle w:val="Ttulo2"/>
       </w:pPr>
-      <w:bookmarkStart w:id="62" w:name="guarda-el-resultado-en-json"/>
-      <w:bookmarkStart w:id="63" w:name="_Toc243184185"/>
-      <w:bookmarkEnd w:id="60"/>
+      <w:bookmarkStart w:id="63" w:name="guarda-el-resultado-en-json"/>
+      <w:bookmarkStart w:id="64" w:name="_Toc243402544"/>
+      <w:bookmarkEnd w:id="61"/>
       <w:r>
         <w:t>6.2. Guarda el resultado en JSON</w:t>
       </w:r>
-      <w:bookmarkEnd w:id="63"/>
+      <w:bookmarkEnd w:id="64"/>
     </w:p>
     <w:p>
       <w:pPr>
@@ -7680,7 +8020,7 @@
                     </pic:cNvPicPr>
                   </pic:nvPicPr>
                   <pic:blipFill>
-                    <a:blip r:embed="rId29"/>
+                    <a:blip r:embed="rId31"/>
                     <a:stretch>
                       <a:fillRect/>
                     </a:stretch>
@@ -7730,25 +8070,25 @@
       <w:pPr>
         <w:pStyle w:val="Ttulo1"/>
       </w:pPr>
-      <w:bookmarkStart w:id="64" w:name="referencia-rápida"/>
-      <w:bookmarkStart w:id="65" w:name="_Toc243184186"/>
-      <w:bookmarkEnd w:id="58"/>
-      <w:bookmarkEnd w:id="62"/>
+      <w:bookmarkStart w:id="65" w:name="referencia-rápida"/>
+      <w:bookmarkStart w:id="66" w:name="_Toc243402545"/>
+      <w:bookmarkEnd w:id="59"/>
+      <w:bookmarkEnd w:id="63"/>
       <w:r>
         <w:t>7. Referencia rápida</w:t>
       </w:r>
-      <w:bookmarkEnd w:id="65"/>
+      <w:bookmarkEnd w:id="66"/>
     </w:p>
     <w:p>
       <w:pPr>
         <w:pStyle w:val="Ttulo2"/>
       </w:pPr>
-      <w:bookmarkStart w:id="66" w:name="ayuda-de-la-consola"/>
-      <w:bookmarkStart w:id="67" w:name="_Toc243184187"/>
+      <w:bookmarkStart w:id="67" w:name="ayuda-de-la-consola"/>
+      <w:bookmarkStart w:id="68" w:name="_Toc243402546"/>
       <w:r>
         <w:t>7.1. Ayuda de la consola</w:t>
       </w:r>
-      <w:bookmarkEnd w:id="67"/>
+      <w:bookmarkEnd w:id="68"/>
     </w:p>
     <w:p>
       <w:pPr>
@@ -7793,7 +8133,7 @@
                     </pic:cNvPicPr>
                   </pic:nvPicPr>
                   <pic:blipFill>
-                    <a:blip r:embed="rId30"/>
+                    <a:blip r:embed="rId32"/>
                     <a:stretch>
                       <a:fillRect/>
                     </a:stretch>
@@ -7832,13 +8172,13 @@
       <w:pPr>
         <w:pStyle w:val="Ttulo2"/>
       </w:pPr>
-      <w:bookmarkStart w:id="68" w:name="escenarios-incluidos"/>
-      <w:bookmarkStart w:id="69" w:name="_Toc243184188"/>
-      <w:bookmarkEnd w:id="66"/>
+      <w:bookmarkStart w:id="69" w:name="escenarios-incluidos"/>
+      <w:bookmarkStart w:id="70" w:name="_Toc243402547"/>
+      <w:bookmarkEnd w:id="67"/>
       <w:r>
         <w:t>7.2. Escenarios incluidos</w:t>
       </w:r>
-      <w:bookmarkEnd w:id="69"/>
+      <w:bookmarkEnd w:id="70"/>
     </w:p>
     <w:tbl>
       <w:tblPr>
@@ -8492,14 +8832,14 @@
       <w:pPr>
         <w:pStyle w:val="Ttulo1"/>
       </w:pPr>
-      <w:bookmarkStart w:id="70" w:name="solución-de-problemas"/>
-      <w:bookmarkStart w:id="71" w:name="_Toc243184189"/>
-      <w:bookmarkEnd w:id="64"/>
-      <w:bookmarkEnd w:id="68"/>
+      <w:bookmarkStart w:id="71" w:name="solución-de-problemas"/>
+      <w:bookmarkStart w:id="72" w:name="_Toc243402548"/>
+      <w:bookmarkEnd w:id="65"/>
+      <w:bookmarkEnd w:id="69"/>
       <w:r>
         <w:t>8. Solución de problemas</w:t>
       </w:r>
-      <w:bookmarkEnd w:id="71"/>
+      <w:bookmarkEnd w:id="72"/>
     </w:p>
     <w:p>
       <w:pPr>
@@ -8571,10 +8911,7 @@
         <w:t>.venv</w:t>
       </w:r>
       <w:r>
-        <w:t xml:space="preserve"> </w:t>
-      </w:r>
-      <w:r>
-        <w:t xml:space="preserve">y créala de nuevo con </w:t>
+        <w:t xml:space="preserve"> y créala de nuevo con </w:t>
       </w:r>
       <w:r>
         <w:rPr>
@@ -8712,21 +9049,21 @@
       </w:pPr>
       <w:r>
         <w:rPr>
+          <w:b/>
+        </w:rPr>
+        <w:t>O — Abrir JSON no abre el selector:</w:t>
+      </w:r>
+      <w:r>
+        <w:t xml:space="preserve"> tu Python no incluye tkinter, algo frecuente en Linux. Arrastra el archivo sobre la ventana o instala tkinter con </w:t>
+      </w:r>
+      <w:r>
+        <w:rPr>
           <w:rStyle w:val="VerbatimChar"/>
-          <w:b/>
-          <w:bCs/>
-        </w:rPr>
-        <w:t>Error:</w:t>
-      </w:r>
-      <w:r>
-        <w:rPr>
-          <w:b/>
-          <w:bCs/>
-        </w:rPr>
-        <w:t xml:space="preserve"> al cargar un escenario:</w:t>
-      </w:r>
-      <w:r>
-        <w:t xml:space="preserve"> el mensaje nombra el campo y el valor incorrectos. Corrige el JSON.</w:t>
+        </w:rPr>
+        <w:t>sudo apt install python3-tk</w:t>
+      </w:r>
+      <w:r>
+        <w:t>.</w:t>
       </w:r>
     </w:p>
     <w:p>
@@ -8743,6 +9080,33 @@
           <w:b/>
           <w:bCs/>
         </w:rPr>
+        <w:t>Error:</w:t>
+      </w:r>
+      <w:r>
+        <w:rPr>
+          <w:b/>
+          <w:bCs/>
+        </w:rPr>
+        <w:t xml:space="preserve"> al cargar un escenario:</w:t>
+      </w:r>
+      <w:r>
+        <w:t xml:space="preserve"> el mensaje nombra el campo y el valor incorrectos. Corrige el JSON.</w:t>
+      </w:r>
+    </w:p>
+    <w:p>
+      <w:pPr>
+        <w:pStyle w:val="Compact"/>
+        <w:numPr>
+          <w:ilvl w:val="0"/>
+          <w:numId w:val="25"/>
+        </w:numPr>
+      </w:pPr>
+      <w:r>
+        <w:rPr>
+          <w:rStyle w:val="VerbatimChar"/>
+          <w:b/>
+          <w:bCs/>
+        </w:rPr>
         <w:t>--modo partida --algoritmo bfs</w:t>
       </w:r>
       <w:r>
@@ -8789,10 +9153,10 @@
       <w:r>
         <w:t xml:space="preserve"> Este manual se elaboró con apoyo de IA generativa (Claude, Opus 5.5) a partir de la aplicación real. Todas las capturas son de ejecuciones reales de la versión entregada.</w:t>
       </w:r>
-      <w:bookmarkEnd w:id="70"/>
+      <w:bookmarkEnd w:id="71"/>
     </w:p>
     <w:sectPr>
-      <w:footerReference w:type="default" r:id="rId31"/>
+      <w:footerReference w:type="default" r:id="rId33"/>
       <w:footnotePr>
         <w:numRestart w:val="eachSect"/>
       </w:footnotePr>
@@ -9976,6 +10340,12 @@
   </w:num>
   <w:num w:numId="25" w16cid:durableId="234437714">
     <w:abstractNumId w:val="1"/>
+  </w:num>
+  <w:num w:numId="26" w16cid:durableId="1871914137">
+    <w:abstractNumId w:val="2"/>
+    <w:lvlOverride w:ilvl="0">
+      <w:startOverride w:val="1"/>
+    </w:lvlOverride>
   </w:num>
 </w:numbering>
 </file>

--- a/docs/entregables/manual-de-usuario.docx
+++ b/docs/entregables/manual-de-usuario.docx
@@ -1,6 +1,7 @@
 
 <file path=word/document.xml><?xml version="1.0" encoding="utf-8"?>
-<w:document xmlns:wpc="http://schemas.microsoft.com/office/word/2010/wordprocessingCanvas" xmlns:cx="http://schemas.microsoft.com/office/drawing/2014/chartex" xmlns:cx1="http://schemas.microsoft.com/office/drawing/2015/9/8/chartex" xmlns:cx2="http://schemas.microsoft.com/office/drawing/2015/10/21/chartex" xmlns:cx3="http://schemas.microsoft.com/office/drawing/2016/5/9/chartex" xmlns:cx4="http://schemas.microsoft.com/office/drawing/2016/5/10/chartex" xmlns:cx5="http://schemas.microsoft.com/office/drawing/2016/5/11/chartex" xmlns:cx6="http://schemas.microsoft.com/office/drawing/2016/5/12/chartex" xmlns:cx7="http://schemas.microsoft.com/office/drawing/2016/5/13/chartex" xmlns:cx8="http://schemas.microsoft.com/office/drawing/2016/5/14/chartex" xmlns:mc="http://schemas.openxmlformats.org/markup-compatibility/2006" xmlns:aink="http://schemas.microsoft.com/office/drawing/2016/ink" xmlns:am3d="http://schemas.microsoft.com/office/drawing/2017/model3d" xmlns:o="urn:schemas-microsoft-com:office:office" xmlns:oel="http://schemas.microsoft.com/office/2019/extlst" xmlns:r="http://schemas.openxmlformats.org/officeDocument/2006/relationships" xmlns:m="http://schemas.openxmlformats.org/officeDocument/2006/math" xmlns:v="urn:schemas-microsoft-com:vml" xmlns:wp14="http://schemas.microsoft.com/office/word/2010/wordprocessingDrawing" xmlns:wp="http://schemas.openxmlformats.org/drawingml/2006/wordprocessingDrawing" xmlns:w10="urn:schemas-microsoft-com:office:word" xmlns:w="http://schemas.openxmlformats.org/wordprocessingml/2006/main" xmlns:w14="http://schemas.microsoft.com/office/word/2010/wordml" xmlns:w15="http://schemas.microsoft.com/office/word/2012/wordml" xmlns:w16cex="http://schemas.microsoft.com/office/word/2018/wordml/cex" xmlns:w16cid="http://schemas.microsoft.com/office/word/2016/wordml/cid" xmlns:w16="http://schemas.microsoft.com/office/word/2018/wordml" xmlns:w16du="http://schemas.microsoft.com/office/word/2023/wordml/word16du" xmlns:w16sdtdh="http://schemas.microsoft.com/office/word/2020/wordml/sdtdatahash" xmlns:w16sdtfl="http://schemas.microsoft.com/office/word/2024/wordml/sdtformatlock" xmlns:w16se="http://schemas.microsoft.com/office/word/2015/wordml/symex" xmlns:wpg="http://schemas.microsoft.com/office/word/2010/wordprocessingGroup" xmlns:wpi="http://schemas.microsoft.com/office/word/2010/wordprocessingInk" xmlns:wne="http://schemas.microsoft.com/office/word/2006/wordml" xmlns:wps="http://schemas.microsoft.com/office/word/2010/wordprocessingShape" mc:Ignorable="w14 w15 w16se w16cid w16 w16cex w16sdtdh w16sdtfl w16du wp14">
+<w:document xmlns:wpc="http://schemas.microsoft.com/office/word/2010/wordprocessingCanvas" xmlns:cx="http://schemas.microsoft.com/office/drawing/2014/chartex" xmlns:cx1="http://schemas.microsoft.com/office/drawing/2015/9/8/chartex" xmlns:cx2="http://schemas.microsoft.com/office/drawing/2015/10/21/chartex" xmlns:cx3="http://schemas.microsoft.com/office/drawing/2016/5/9/chartex" xmlns:cx4="http://schemas.microsoft.com/office/drawing/2016/5/10/chartex" xmlns:cx5="http://schemas.microsoft.com/office/drawing/2016/5/11/chartex" xmlns:cx6="http://schemas.microsoft.com/office/drawing/2016/5/12/chartex" xmlns:cx7="http://schemas.microsoft.com/office/drawing/2016/5/13/chartex" xmlns:cx8="http://schemas.microsoft.com/office/drawing/2016/5/14/chartex" xmlns:mc="http://schemas.openxmlformats.org/markup-compatibility/2006" xmlns:aink="http://schemas.microsoft.com/office/drawing/2016/ink" xmlns:am3d="http://schemas.microsoft.com/office/drawing/2017/model3d" xmlns:o="urn:schemas-microsoft-com:office:office" xmlns:oel="http://schemas.microsoft.com/office/2019/extlst" xmlns:r="http://schemas.openxmlformats.org/officeDocument/2006/relationships" xmlns:m="http://schemas.openxmlformats.org/officeDocument/2006/math" xmlns:v="urn:schemas-microsoft-com:vml" xmlns:wp14="http://schemas.microsoft.com/office/word/2010/wordprocessingDrawing" xmlns:wp="http://schemas.openxmlformats.org/drawingml/2006/wordprocessingDrawing" xmlns:w10="urn:schemas-microsoft-com:office:word" xmlns:w="http://schemas.openxmlformats.org/wordprocessingml/2006/main" xmlns:w14="http://schemas.microsoft.com/office/word/2010/wordml" xmlns:w15="http://schemas.microsoft.com/office/word/2012/wordml" xmlns:w16cex="http://schemas.microsoft.com/office/word/2018/wordml/cex" xmlns:w16cid="http://schemas.microsoft.com/office/word/2016/wordml/cid" xmlns:w16="http://schemas.microsoft.com/office/word/2018/wordml" xmlns:w16du="http://schemas.microsoft.com/office/word/2023/wordml/word16du" xmlns:w16sdtdh="http://schemas.microsoft.com/office/word/2020/wordml/sdtdatahash" xmlns:w16sdtfl="http://schemas.microsoft.com/office/word/2024/wordml/sdtformatlock" xmlns:w16se="http://schemas.microsoft.com/office/word/2015/wordml/symex" xmlns:wpg="http://schemas.microsoft.com/office/word/2010/wordprocessingGroup" xmlns:wpi="http://schemas.microsoft.com/office/word/2010/wordprocessingInk" xmlns:wne="http://schemas.microsoft.com/office/word/2006/wordml" xmlns:wps="http://schemas.microsoft.com/office/word/2010/wordprocessingShape" xmlns:a="http://schemas.openxmlformats.org/drawingml/2006/main" xmlns:pic="http://schemas.openxmlformats.org/drawingml/2006/picture" mc:Ignorable="w14 w15 w16se w16cid w16 w16cex w16sdtdh w16sdtfl w16du wp14">
+  6 w16cex w16sdtdh w16sdtfl w16du wp14"&gt;
   <w:body>
     <w:p>
       <w:pPr>
@@ -31,7 +32,7 @@
         <w:pStyle w:val="Author"/>
       </w:pPr>
       <w:r>
-        <w:t>Ana Suárez</w:t>
+        <w:t>Ana Isabella Suárez Cardona</w:t>
       </w:r>
     </w:p>
     <w:p>
@@ -39,7 +40,7 @@
         <w:pStyle w:val="Author"/>
       </w:pPr>
       <w:r>
-        <w:t>Santiago Silva</w:t>
+        <w:t>Santiago Silva Guarnizo</w:t>
       </w:r>
     </w:p>
     <w:p>
@@ -3153,9 +3154,9 @@
             <wp:effectExtent l="0" t="0" r="0" b="0"/>
             <wp:docPr id="11" name="Picture" descr="Python 3.13 instalado."/>
             <wp:cNvGraphicFramePr/>
-            <a:graphic xmlns:a="http://schemas.openxmlformats.org/drawingml/2006/main">
+            <a:graphic>
               <a:graphicData uri="http://schemas.openxmlformats.org/drawingml/2006/picture">
-                <pic:pic xmlns:pic="http://schemas.openxmlformats.org/drawingml/2006/picture">
+                <pic:pic>
                   <pic:nvPicPr>
                     <pic:cNvPr id="12" name="Picture" descr="c01_python.png"/>
                     <pic:cNvPicPr>
@@ -3284,9 +3285,9 @@
             <wp:effectExtent l="0" t="0" r="0" b="0"/>
             <wp:docPr id="15" name="Picture" descr="Proyecto descargado."/>
             <wp:cNvGraphicFramePr/>
-            <a:graphic xmlns:a="http://schemas.openxmlformats.org/drawingml/2006/main">
+            <a:graphic>
               <a:graphicData uri="http://schemas.openxmlformats.org/drawingml/2006/picture">
-                <pic:pic xmlns:pic="http://schemas.openxmlformats.org/drawingml/2006/picture">
+                <pic:pic>
                   <pic:nvPicPr>
                     <pic:cNvPr id="16" name="Picture" descr="c02_clonar.png"/>
                     <pic:cNvPicPr>
@@ -3463,9 +3464,9 @@
             <wp:effectExtent l="0" t="0" r="0" b="0"/>
             <wp:docPr id="19" name="Picture" descr="Entorno virtual activo con Python 3.13."/>
             <wp:cNvGraphicFramePr/>
-            <a:graphic xmlns:a="http://schemas.openxmlformats.org/drawingml/2006/main">
+            <a:graphic>
               <a:graphicData uri="http://schemas.openxmlformats.org/drawingml/2006/picture">
-                <pic:pic xmlns:pic="http://schemas.openxmlformats.org/drawingml/2006/picture">
+                <pic:pic>
                   <pic:nvPicPr>
                     <pic:cNvPr id="20" name="Picture" descr="c03_entorno.png"/>
                     <pic:cNvPicPr>
@@ -3604,9 +3605,9 @@
             <wp:effectExtent l="0" t="0" r="0" b="0"/>
             <wp:docPr id="23" name="Picture" descr="Dependencias instaladas."/>
             <wp:cNvGraphicFramePr/>
-            <a:graphic xmlns:a="http://schemas.openxmlformats.org/drawingml/2006/main">
+            <a:graphic>
               <a:graphicData uri="http://schemas.openxmlformats.org/drawingml/2006/picture">
-                <pic:pic xmlns:pic="http://schemas.openxmlformats.org/drawingml/2006/picture">
+                <pic:pic>
                   <pic:nvPicPr>
                     <pic:cNvPr id="24" name="Picture" descr="c04_instalar.png"/>
                     <pic:cNvPicPr>
@@ -3711,9 +3712,9 @@
             <wp:effectExtent l="0" t="0" r="0" b="0"/>
             <wp:docPr id="27" name="Picture" descr="Pruebas aprobadas."/>
             <wp:cNvGraphicFramePr/>
-            <a:graphic xmlns:a="http://schemas.openxmlformats.org/drawingml/2006/main">
+            <a:graphic>
               <a:graphicData uri="http://schemas.openxmlformats.org/drawingml/2006/picture">
-                <pic:pic xmlns:pic="http://schemas.openxmlformats.org/drawingml/2006/picture">
+                <pic:pic>
                   <pic:nvPicPr>
                     <pic:cNvPr id="28" name="Picture" descr="c05_pruebas.png"/>
                     <pic:cNvPicPr>
@@ -3985,7 +3986,7 @@
         <w:pStyle w:val="FirstParagraph"/>
       </w:pPr>
       <w:r>
-        <w:t>La interfaz muestra el mapa y permite ejecutar las cinco búsquedas: BFS, DFS, UCS, A* y Beam Search. Las decisiones adversariales y las partidas se ejecutan desde la consola (secciones 4.5 a 4.7).</w:t>
+        <w:t xml:space="preserve">La interfaz Pygame permite búsquedas, partidas manuales y evaluaciones adversariales. La consola conserva los tres modos automáticos que se explican en la sección 4.</w:t>
       </w:r>
     </w:p>
     <w:p>
@@ -4049,9 +4050,9 @@
             <wp:effectExtent l="0" t="0" r="0" b="0"/>
             <wp:docPr id="33" name="Picture" descr="Ventana inicial y sus controles."/>
             <wp:cNvGraphicFramePr/>
-            <a:graphic xmlns:a="http://schemas.openxmlformats.org/drawingml/2006/main">
+            <a:graphic>
               <a:graphicData uri="http://schemas.openxmlformats.org/drawingml/2006/picture">
-                <pic:pic xmlns:pic="http://schemas.openxmlformats.org/drawingml/2006/picture">
+                <pic:pic>
                   <pic:nvPicPr>
                     <pic:cNvPr id="34" name="Picture" descr="g01_inicio_marcas.png"/>
                     <pic:cNvPicPr>
@@ -4357,9 +4358,9 @@
             <wp:effectExtent l="0" t="0" r="0" b="0"/>
             <wp:docPr id="37" name="Picture" descr="Escenario ruta_corta_vs_economica.json cargado."/>
             <wp:cNvGraphicFramePr/>
-            <a:graphic xmlns:a="http://schemas.openxmlformats.org/drawingml/2006/main">
+            <a:graphic>
               <a:graphicData uri="http://schemas.openxmlformats.org/drawingml/2006/picture">
-                <pic:pic xmlns:pic="http://schemas.openxmlformats.org/drawingml/2006/picture">
+                <pic:pic>
                   <pic:nvPicPr>
                     <pic:cNvPr id="38" name="Picture" descr="g02_escenario_marcas.png"/>
                     <pic:cNvPicPr>
@@ -4525,9 +4526,9 @@
             <wp:effectExtent l="0" t="0" r="0" b="0"/>
             <wp:docPr id="41" name="Picture" descr="UCS y la unidad A1 seleccionados."/>
             <wp:cNvGraphicFramePr/>
-            <a:graphic xmlns:a="http://schemas.openxmlformats.org/drawingml/2006/main">
+            <a:graphic>
               <a:graphicData uri="http://schemas.openxmlformats.org/drawingml/2006/picture">
-                <pic:pic xmlns:pic="http://schemas.openxmlformats.org/drawingml/2006/picture">
+                <pic:pic>
                   <pic:nvPicPr>
                     <pic:cNvPr id="42" name="Picture" descr="g03_algoritmo_unidad_marcas.png"/>
                     <pic:cNvPicPr>
@@ -4630,9 +4631,9 @@
             <wp:effectExtent l="0" t="0" r="0" b="0"/>
             <wp:docPr id="45" name="Picture" descr="Objetivo en la celda (2, 8)."/>
             <wp:cNvGraphicFramePr/>
-            <a:graphic xmlns:a="http://schemas.openxmlformats.org/drawingml/2006/main">
+            <a:graphic>
               <a:graphicData uri="http://schemas.openxmlformats.org/drawingml/2006/picture">
-                <pic:pic xmlns:pic="http://schemas.openxmlformats.org/drawingml/2006/picture">
+                <pic:pic>
                   <pic:nvPicPr>
                     <pic:cNvPr id="46" name="Picture" descr="g04_objetivo_marcas.png"/>
                     <pic:cNvPicPr>
@@ -4764,9 +4765,9 @@
             <wp:effectExtent l="0" t="0" r="0" b="0"/>
             <wp:docPr id="49" name="Picture" descr="Camino de UCS."/>
             <wp:cNvGraphicFramePr/>
-            <a:graphic xmlns:a="http://schemas.openxmlformats.org/drawingml/2006/main">
+            <a:graphic>
               <a:graphicData uri="http://schemas.openxmlformats.org/drawingml/2006/picture">
-                <pic:pic xmlns:pic="http://schemas.openxmlformats.org/drawingml/2006/picture">
+                <pic:pic>
                   <pic:nvPicPr>
                     <pic:cNvPr id="50" name="Picture" descr="g05_camino_ucs_marcas.png"/>
                     <pic:cNvPicPr>
@@ -4899,9 +4900,9 @@
             <wp:effectExtent l="0" t="0" r="0" b="0"/>
             <wp:docPr id="53" name="Picture" descr="Celdas exploradas por UCS."/>
             <wp:cNvGraphicFramePr/>
-            <a:graphic xmlns:a="http://schemas.openxmlformats.org/drawingml/2006/main">
+            <a:graphic>
               <a:graphicData uri="http://schemas.openxmlformats.org/drawingml/2006/picture">
-                <pic:pic xmlns:pic="http://schemas.openxmlformats.org/drawingml/2006/picture">
+                <pic:pic>
                   <pic:nvPicPr>
                     <pic:cNvPr id="54" name="Picture" descr="g06_exploracion_marcas.png"/>
                     <pic:cNvPicPr>
@@ -5031,9 +5032,9 @@
             <wp:effectExtent l="0" t="0" r="0" b="0"/>
             <wp:docPr id="57" name="Picture" descr="Camino de BFS sobre el mismo mapa."/>
             <wp:cNvGraphicFramePr/>
-            <a:graphic xmlns:a="http://schemas.openxmlformats.org/drawingml/2006/main">
+            <a:graphic>
               <a:graphicData uri="http://schemas.openxmlformats.org/drawingml/2006/picture">
-                <pic:pic xmlns:pic="http://schemas.openxmlformats.org/drawingml/2006/picture">
+                <pic:pic>
                   <pic:nvPicPr>
                     <pic:cNvPr id="58" name="Picture" descr="g07_camino_bfs.png"/>
                     <pic:cNvPicPr>
@@ -5212,9 +5213,9 @@
             <wp:effectExtent l="0" t="0" r="0" b="0"/>
             <wp:docPr id="61" name="Picture" descr="Beam Search con k = 4."/>
             <wp:cNvGraphicFramePr/>
-            <a:graphic xmlns:a="http://schemas.openxmlformats.org/drawingml/2006/main">
+            <a:graphic>
               <a:graphicData uri="http://schemas.openxmlformats.org/drawingml/2006/picture">
-                <pic:pic xmlns:pic="http://schemas.openxmlformats.org/drawingml/2006/picture">
+                <pic:pic>
                   <pic:nvPicPr>
                     <pic:cNvPr id="62" name="Picture" descr="g08_beam_marcas.png"/>
                     <pic:cNvPicPr>
@@ -5451,9 +5452,9 @@
             <wp:effectExtent l="0" t="0" r="0" b="0"/>
             <wp:docPr id="9001" name="g10_selector" descr="Escenario ruta_corta_vs_economica.json cargado."/>
             <wp:cNvGraphicFramePr/>
-            <a:graphic xmlns:a="http://schemas.openxmlformats.org/drawingml/2006/main">
+            <a:graphic>
               <a:graphicData uri="http://schemas.openxmlformats.org/drawingml/2006/picture">
-                <pic:pic xmlns:pic="http://schemas.openxmlformats.org/drawingml/2006/picture">
+                <pic:pic>
                   <pic:nvPicPr>
                     <pic:cNvPr id="9002" name="g10_selector" descr="g02_escenario_marcas.png"/>
                     <pic:cNvPicPr>
@@ -5522,9 +5523,9 @@
             <wp:effectExtent l="0" t="0" r="0" b="0"/>
             <wp:docPr id="9003" name="g09_abrir_json_marcas" descr="Escenario ruta_corta_vs_economica.json cargado."/>
             <wp:cNvGraphicFramePr/>
-            <a:graphic xmlns:a="http://schemas.openxmlformats.org/drawingml/2006/main">
+            <a:graphic>
               <a:graphicData uri="http://schemas.openxmlformats.org/drawingml/2006/picture">
-                <pic:pic xmlns:pic="http://schemas.openxmlformats.org/drawingml/2006/picture">
+                <pic:pic>
                   <pic:nvPicPr>
                     <pic:cNvPr id="9004" name="g09_abrir_json_marcas" descr="g02_escenario_marcas.png"/>
                     <pic:cNvPicPr>
@@ -6709,9 +6710,9 @@
             <wp:effectExtent l="0" t="0" r="0" b="0"/>
             <wp:docPr id="68" name="Picture" descr="Búsqueda con UCS en el mapa de 20 × 20."/>
             <wp:cNvGraphicFramePr/>
-            <a:graphic xmlns:a="http://schemas.openxmlformats.org/drawingml/2006/main">
+            <a:graphic>
               <a:graphicData uri="http://schemas.openxmlformats.org/drawingml/2006/picture">
-                <pic:pic xmlns:pic="http://schemas.openxmlformats.org/drawingml/2006/picture">
+                <pic:pic>
                   <pic:nvPicPr>
                     <pic:cNvPr id="69" name="Picture" descr="c06_busqueda.png"/>
                     <pic:cNvPicPr>
@@ -6805,9 +6806,9 @@
             <wp:effectExtent l="0" t="0" r="0" b="0"/>
             <wp:docPr id="72" name="Picture" descr="BFS frente a UCS."/>
             <wp:cNvGraphicFramePr/>
-            <a:graphic xmlns:a="http://schemas.openxmlformats.org/drawingml/2006/main">
+            <a:graphic>
               <a:graphicData uri="http://schemas.openxmlformats.org/drawingml/2006/picture">
-                <pic:pic xmlns:pic="http://schemas.openxmlformats.org/drawingml/2006/picture">
+                <pic:pic>
                   <pic:nvPicPr>
                     <pic:cNvPr id="73" name="Picture" descr="c07_comparar.png"/>
                     <pic:cNvPicPr>
@@ -6922,9 +6923,9 @@
             <wp:effectExtent l="0" t="0" r="0" b="0"/>
             <wp:docPr id="76" name="Picture" descr="Comparación de Beam Search por k."/>
             <wp:cNvGraphicFramePr/>
-            <a:graphic xmlns:a="http://schemas.openxmlformats.org/drawingml/2006/main">
+            <a:graphic>
               <a:graphicData uri="http://schemas.openxmlformats.org/drawingml/2006/picture">
-                <pic:pic xmlns:pic="http://schemas.openxmlformats.org/drawingml/2006/picture">
+                <pic:pic>
                   <pic:nvPicPr>
                     <pic:cNvPr id="77" name="Picture" descr="c08_beam.png"/>
                     <pic:cNvPicPr>
@@ -7105,9 +7106,9 @@
             <wp:effectExtent l="0" t="0" r="0" b="0"/>
             <wp:docPr id="80" name="Picture" descr="Decisión de alfa-beta."/>
             <wp:cNvGraphicFramePr/>
-            <a:graphic xmlns:a="http://schemas.openxmlformats.org/drawingml/2006/main">
+            <a:graphic>
               <a:graphicData uri="http://schemas.openxmlformats.org/drawingml/2006/picture">
-                <pic:pic xmlns:pic="http://schemas.openxmlformats.org/drawingml/2006/picture">
+                <pic:pic>
                   <pic:nvPicPr>
                     <pic:cNvPr id="81" name="Picture" descr="c09_adversarial.png"/>
                     <pic:cNvPicPr>
@@ -7205,9 +7206,9 @@
             <wp:effectExtent l="0" t="0" r="0" b="0"/>
             <wp:docPr id="84" name="Picture" descr="Minimax frente a alfa-beta con profundidad 3."/>
             <wp:cNvGraphicFramePr/>
-            <a:graphic xmlns:a="http://schemas.openxmlformats.org/drawingml/2006/main">
+            <a:graphic>
               <a:graphicData uri="http://schemas.openxmlformats.org/drawingml/2006/picture">
-                <pic:pic xmlns:pic="http://schemas.openxmlformats.org/drawingml/2006/picture">
+                <pic:pic>
                   <pic:nvPicPr>
                     <pic:cNvPr id="85" name="Picture" descr="c10_minimax_alfa_beta.png"/>
                     <pic:cNvPicPr>
@@ -7303,9 +7304,9 @@
             <wp:effectExtent l="0" t="0" r="0" b="0"/>
             <wp:docPr id="88" name="Picture" descr="Partida completa."/>
             <wp:cNvGraphicFramePr/>
-            <a:graphic xmlns:a="http://schemas.openxmlformats.org/drawingml/2006/main">
+            <a:graphic>
               <a:graphicData uri="http://schemas.openxmlformats.org/drawingml/2006/picture">
-                <pic:pic xmlns:pic="http://schemas.openxmlformats.org/drawingml/2006/picture">
+                <pic:pic>
                   <pic:nvPicPr>
                     <pic:cNvPr id="89" name="Picture" descr="c11_partida.png"/>
                     <pic:cNvPicPr>
@@ -7499,9 +7500,9 @@
             <wp:effectExtent l="0" t="0" r="0" b="0"/>
             <wp:docPr id="93" name="Picture" descr="Escenario externo cargado y resuelto."/>
             <wp:cNvGraphicFramePr/>
-            <a:graphic xmlns:a="http://schemas.openxmlformats.org/drawingml/2006/main">
+            <a:graphic>
               <a:graphicData uri="http://schemas.openxmlformats.org/drawingml/2006/picture">
-                <pic:pic xmlns:pic="http://schemas.openxmlformats.org/drawingml/2006/picture">
+                <pic:pic>
                   <pic:nvPicPr>
                     <pic:cNvPr id="94" name="Picture" descr="c14_externo.png"/>
                     <pic:cNvPicPr>
@@ -7589,9 +7590,9 @@
             <wp:effectExtent l="0" t="0" r="0" b="0"/>
             <wp:docPr id="97" name="Picture" descr="Escenario rechazado: una unidad sobre un muro."/>
             <wp:cNvGraphicFramePr/>
-            <a:graphic xmlns:a="http://schemas.openxmlformats.org/drawingml/2006/main">
+            <a:graphic>
               <a:graphicData uri="http://schemas.openxmlformats.org/drawingml/2006/picture">
-                <pic:pic xmlns:pic="http://schemas.openxmlformats.org/drawingml/2006/picture">
+                <pic:pic>
                   <pic:nvPicPr>
                     <pic:cNvPr id="98" name="Picture" descr="c15_error.png"/>
                     <pic:cNvPicPr>
@@ -7875,9 +7876,9 @@
             <wp:effectExtent l="0" t="0" r="0" b="0"/>
             <wp:docPr id="102" name="Picture" descr="Verificación de una búsqueda con UCS."/>
             <wp:cNvGraphicFramePr/>
-            <a:graphic xmlns:a="http://schemas.openxmlformats.org/drawingml/2006/main">
+            <a:graphic>
               <a:graphicData uri="http://schemas.openxmlformats.org/drawingml/2006/picture">
-                <pic:pic xmlns:pic="http://schemas.openxmlformats.org/drawingml/2006/picture">
+                <pic:pic>
                   <pic:nvPicPr>
                     <pic:cNvPr id="103" name="Picture" descr="c12_verificar.png"/>
                     <pic:cNvPicPr>
@@ -8010,9 +8011,9 @@
             <wp:effectExtent l="0" t="0" r="0" b="0"/>
             <wp:docPr id="106" name="Picture" descr="Resultado exportado a resultado.json."/>
             <wp:cNvGraphicFramePr/>
-            <a:graphic xmlns:a="http://schemas.openxmlformats.org/drawingml/2006/main">
+            <a:graphic>
               <a:graphicData uri="http://schemas.openxmlformats.org/drawingml/2006/picture">
-                <pic:pic xmlns:pic="http://schemas.openxmlformats.org/drawingml/2006/picture">
+                <pic:pic>
                   <pic:nvPicPr>
                     <pic:cNvPr id="107" name="Picture" descr="c13_exportar.png"/>
                     <pic:cNvPicPr>
@@ -8123,9 +8124,9 @@
             <wp:effectExtent l="0" t="0" r="0" b="0"/>
             <wp:docPr id="111" name="Picture" descr="Ayuda de la consola."/>
             <wp:cNvGraphicFramePr/>
-            <a:graphic xmlns:a="http://schemas.openxmlformats.org/drawingml/2006/main">
+            <a:graphic>
               <a:graphicData uri="http://schemas.openxmlformats.org/drawingml/2006/picture">
-                <pic:pic xmlns:pic="http://schemas.openxmlformats.org/drawingml/2006/picture">
+                <pic:pic>
                   <pic:nvPicPr>
                     <pic:cNvPr id="112" name="Picture" descr="c16_ayuda.png"/>
                     <pic:cNvPicPr>
@@ -9148,12 +9149,228 @@
           <w:bCs/>
           <w:color w:val="1E293B"/>
         </w:rPr>
-        <w:t>Nota:</w:t>
-      </w:r>
-      <w:r>
-        <w:t xml:space="preserve"> Este manual se elaboró con apoyo de IA generativa (Claude, Opus 5.5) a partir de la aplicación real. Todas las capturas son de ejecuciones reales de la versión entregada.</w:t>
+        <w:t>Nota: La primera versión de este manual se elaboró con apoyo de IA generativa (Claude, Opus 5.5) a partir de la aplicación real; sus capturas corresponden a aquella entrega. La sección 9 añade los controles integrados después. No hay capturas de escritorio de la sección nueva: deben aportarse tras la revisión manual del equipo.</w:t>
+      </w:r>
+      <w:r>
+        <w:t xml:space="preserve"/>
       </w:r>
       <w:bookmarkEnd w:id="71"/>
+    </w:p>
+    <w:p>
+      <w:pPr>
+        <w:pStyle w:val="Ttulo1"/>
+      </w:pPr>
+      <w:r>
+        <w:t xml:space="preserve">9. Interfaz gráfica actual: partida y decisión adversarial</w:t>
+      </w:r>
+    </w:p>
+    <w:p>
+      <w:pPr>
+        <w:pStyle w:val="FirstParagraph"/>
+      </w:pPr>
+      <w:r>
+        <w:t xml:space="preserve">Esta sección complementa el flujo de búsqueda de la sección 3 con los controles integrados de partida y decisión. Los nombres de botones y teclas corresponden a la implementación actual; si la ventana no es legible en la resolución disponible, anótalo en la guía manual del repositorio.</w:t>
+      </w:r>
+    </w:p>
+    <w:p>
+      <w:pPr>
+        <w:pStyle w:val="Ttulo2"/>
+      </w:pPr>
+      <w:r>
+        <w:t xml:space="preserve">9.1. Inicia y elige el modo</w:t>
+      </w:r>
+    </w:p>
+    <w:p>
+      <w:pPr>
+        <w:pStyle w:val="Compact"/>
+      </w:pPr>
+      <w:r>
+        <w:t xml:space="preserve">Desde la raíz y con el entorno activo, ejecuta python main.py para abrir Pygame. Para un archivo específico, ejecuta python main.py --gui ruta/al/escenario.json. Un escenario con prueba.modo inicia en búsqueda, partida o adversarial; sin ese campo, la GUI inicia en búsqueda. Pulsa M o el botón M — Modo para recorrer las tres opciones.</w:t>
+      </w:r>
+    </w:p>
+    <w:p>
+      <w:pPr>
+        <w:pStyle w:val="Compact"/>
+      </w:pPr>
+      <w:r>
+        <w:t xml:space="preserve">El selector Escenario usa &lt; y &gt;. Para abrir otro JSON pulsa O o el botón O — Abrir JSON; también puedes soltar el archivo sobre la ventana. Una carga válida reemplaza escenario y sesión; una carga inválida muestra el error y conserva la sesión anterior.</w:t>
+      </w:r>
+    </w:p>
+    <w:p>
+      <w:pPr>
+        <w:pStyle w:val="Ttulo2"/>
+      </w:pPr>
+      <w:r>
+        <w:t xml:space="preserve">9.2. Búsquedas, heurísticas y Beam</w:t>
+      </w:r>
+    </w:p>
+    <w:p>
+      <w:pPr>
+        <w:pStyle w:val="Compact"/>
+      </w:pPr>
+      <w:r>
+        <w:t xml:space="preserve">En modo Búsqueda, elige algoritmo y unidad con las flechas &lt; y &gt; de cada fila. El objetivo se selecciona con un clic sobre una celda transitable. Enter ejecuta; E muestra u oculta exploración; V verifica la búsqueda vigente.</w:t>
+      </w:r>
+    </w:p>
+    <w:p>
+      <w:pPr>
+        <w:pStyle w:val="Compact"/>
+      </w:pPr>
+      <w:r>
+        <w:t xml:space="preserve">A* presenta el control Heurística A*: pulsa &lt; o &gt; para alternar Manhattan y HTO. Ejecuta cada una sobre el mismo escenario, unidad y objetivo, verifica y compara las métricas antes de cambiar el contexto.</w:t>
+      </w:r>
+    </w:p>
+    <w:p>
+      <w:pPr>
+        <w:pStyle w:val="Compact"/>
+      </w:pPr>
+      <w:r>
+        <w:t xml:space="preserve">Beam presenta Beam k. Sus flechas cambian k de una unidad por pulsación; ejecuta por separado k = 1, 2, 4 y 8. Un fallo del haz se muestra como resultado sin solución y no modifica EstadoJuego.</w:t>
+      </w:r>
+    </w:p>
+    <w:p>
+      <w:pPr>
+        <w:pStyle w:val="Compact"/>
+      </w:pPr>
+      <w:r>
+        <w:t xml:space="preserve">El panel muestra el algoritmo, éxito, camino, longitud exacta, costo, estados generados y expandidos, máximo de frontera y tiempo. El camino se dibuja sobre el mapa; la capa de exploración representa posiciones expandidas y no necesariamente parte de la ruta.</w:t>
+      </w:r>
+    </w:p>
+    <w:p>
+      <w:pPr>
+        <w:pStyle w:val="Ttulo2"/>
+      </w:pPr>
+      <w:r>
+        <w:t xml:space="preserve">9.3. Partida manual por turnos</w:t>
+      </w:r>
+    </w:p>
+    <w:p>
+      <w:pPr>
+        <w:pStyle w:val="Compact"/>
+      </w:pPr>
+      <w:r>
+        <w:t xml:space="preserve">Cambia a Partida con M. El panel muestra el bando activo, el portador, la terminalidad y las acciones disponibles. Selecciona una unidad propia del turno haciendo clic en ella o con las flechas de Unidad activa. La fila informa el identificador y tipo; el dominio excluye unidades bloqueadas o rivales.</w:t>
+      </w:r>
+    </w:p>
+    <w:p>
+      <w:pPr>
+        <w:pStyle w:val="Compact"/>
+      </w:pPr>
+      <w:r>
+        <w:t xml:space="preserve">Haz clic en un destino marcado como legal. El dominio ejecuta la acción y alterna el turno; los clics en obstáculos, celdas ocupadas o destinos ilegales no cambian el turno ni el historial. Al pasar a B, selecciona una unidad B antes de actuar.</w:t>
+      </w:r>
+    </w:p>
+    <w:p>
+      <w:pPr>
+        <w:pStyle w:val="Compact"/>
+      </w:pPr>
+      <w:r>
+        <w:t xml:space="preserve">Al entrar en la celda del recurso libre, la unidad lo recoge. El recurso deja de dibujarse como objeto libre y aparece como insignia de portador; se desplaza con esa unidad. Lleva el portador a la base de su bando para ganar. La pantalla informa victoria o empate por bloqueo y rechaza acciones posteriores. El modelo no muestra un número de turno porque EstadoJuego no lo define.</w:t>
+      </w:r>
+    </w:p>
+    <w:p>
+      <w:pPr>
+        <w:pStyle w:val="Compact"/>
+      </w:pPr>
+      <w:r>
+        <w:t xml:space="preserve">Pulsa R o el botón R — Reiniciar partida para restaurar el estado inicial preparado y limpiar historial/verificación de la sesión. Cambiar a otro modo conserva el estado e historial; cargar escenario nuevo o reiniciar inicia otra sesión.</w:t>
+      </w:r>
+    </w:p>
+    <w:p>
+      <w:pPr>
+        <w:pStyle w:val="Ttulo2"/>
+      </w:pPr>
+      <w:r>
+        <w:t xml:space="preserve">9.4. Evaluación adversarial</w:t>
+      </w:r>
+    </w:p>
+    <w:p>
+      <w:pPr>
+        <w:pStyle w:val="Compact"/>
+      </w:pPr>
+      <w:r>
+        <w:t xml:space="preserve">En modo Adversarial, la fila de algoritmo alterna Minimax y alfa-beta; Profundidad cambia el límite con &lt; y &gt;; Orden alterna generación, inverso y táctico. La profundidad inicial proviene de juego.profundidad_maxima_minimax o vale 1 si falta; el orden inicial proviene de juego.orden_acciones o usa generación.</w:t>
+      </w:r>
+    </w:p>
+    <w:p>
+      <w:pPr>
+        <w:pStyle w:val="Compact"/>
+      </w:pPr>
+      <w:r>
+        <w:t xml:space="preserve">Pulsa Q o Enter para evaluar sin mover unidades. Pulsa C o E, o Comparar ambos, para correr Minimax y alfa-beta con iguales parámetros. El panel de decisión informa bando, algoritmo, profundidad configurada/alcanzada, acción/unidad sugeridas, valor, nodos generados/evaluados/podados y tiempo.</w:t>
+      </w:r>
+    </w:p>
+    <w:p>
+      <w:pPr>
+        <w:pStyle w:val="Compact"/>
+      </w:pPr>
+      <w:r>
+        <w:t xml:space="preserve">Pulsa V o Verificar decisión para regenerar la decisión y comprobar su legalidad. Para aplicarla, pulsa A una vez y vuelve a pulsar A tras la confirmación visual; la recomendación se revalida contra el estado vigente, se ejecuta por reglas del dominio y pasa al modo Partida. Una recomendación evaluada no se aplica automáticamente.</w:t>
+      </w:r>
+    </w:p>
+    <w:p>
+      <w:pPr>
+        <w:pStyle w:val="Ttulo2"/>
+      </w:pPr>
+      <w:r>
+        <w:t xml:space="preserve">9.5. Historial, exportación y reproducción</w:t>
+      </w:r>
+    </w:p>
+    <w:p>
+      <w:pPr>
+        <w:pStyle w:val="Compact"/>
+      </w:pPr>
+      <w:r>
+        <w:t xml:space="preserve">En modo Partida, V reproduce el historial con verificar_partida y muestra cada comprobación; una acción no ejecutada no forma parte de él. Al aplicar una recomendación desde Adversarial, esa jugada sí se registra. Evaluar sin aplicar no modifica ni el estado ni el historial.</w:t>
+      </w:r>
+    </w:p>
+    <w:p>
+      <w:pPr>
+        <w:pStyle w:val="Compact"/>
+      </w:pPr>
+      <w:r>
+        <w:t xml:space="preserve">Pulsa J en cualquier modo para abrir el selector de guardado. Búsquedas y decisiones del estado original se exportan como registro E10.3. Partidas manuales y decisiones posteriores a movimientos se exportan como tacticalgrid.partida/1, con escenario íntegro, hashes y secuencia de acciones. No edites el archivo para reproducirlo.</w:t>
+      </w:r>
+    </w:p>
+    <w:p>
+      <w:pPr>
+        <w:pStyle w:val="SourceCode"/>
+      </w:pPr>
+      <w:r>
+        <w:t xml:space="preserve">python main.py --consola --reproducir-registro ruta/al/registro.tg.json</w:t>
+      </w:r>
+    </w:p>
+    <w:p>
+      <w:pPr>
+        <w:pStyle w:val="Compact"/>
+      </w:pPr>
+      <w:r>
+        <w:t xml:space="preserve">La consola comprueba integridad, vuelve a aplicar acciones legales y contrasta el estado final. Si el registro incluye evaluación adversarial, repite algoritmo, profundidad y orden y compara las propiedades deterministas; el tiempo puede variar.</w:t>
+      </w:r>
+    </w:p>
+    <w:p>
+      <w:pPr>
+        <w:pStyle w:val="Ttulo2"/>
+      </w:pPr>
+      <w:r>
+        <w:t xml:space="preserve">9.6. Errores y límites de comprobación</w:t>
+      </w:r>
+    </w:p>
+    <w:p>
+      <w:pPr>
+        <w:pStyle w:val="Compact"/>
+      </w:pPr>
+      <w:r>
+        <w:t xml:space="preserve">Si falla la carga, el panel indica la causa y conserva el escenario anterior. Si un resultado está obsoleto, vuelve a ejecutar búsqueda/evaluación antes de verificar o exportar. Si el selector de archivos no está disponible, arrastra el JSON a la ventana. La prueba gráfica de escritorio y el JSON oficial del profesor deben validarse en el equipo; las pruebas SDL dummy no los sustituyen.</w:t>
+      </w:r>
+    </w:p>
+    <w:p>
+      <w:pPr>
+        <w:pStyle w:val="Textodebloque"/>
+      </w:pPr>
+      <w:r>
+        <w:t xml:space="preserve">Uso de IA en esta actualización: Codex actualizó las instrucciones a partir de los eventos, controles y mensajes del código vigente. Validación visual por el equipo: pendiente; las capturas históricas no se presentan como evidencia del flujo nuevo.</w:t>
+      </w:r>
     </w:p>
     <w:sectPr>
       <w:footerReference w:type="default" r:id="rId33"/>

--- a/docs/entregables/manual-de-usuario.docx
+++ b/docs/entregables/manual-de-usuario.docx
@@ -3212,7 +3212,7 @@
         <w:t>Advertencia:</w:t>
       </w:r>
       <w:r>
-        <w:t xml:space="preserve"> Pygame aún no funciona con Python 3.14. Si solo tienes 3.14, instala Python 3.13 desde python.org y repite este paso.</w:t>
+        <w:t xml:space="preserve"> El proyecto solo admite Python 3.12 y 3.13 (requires-python en pyproject.toml). Si solo tienes 3.14, instala Python 3.13 desde python.org y repite este paso.</w:t>
       </w:r>
     </w:p>
     <w:p>
@@ -3986,7 +3986,7 @@
         <w:pStyle w:val="FirstParagraph"/>
       </w:pPr>
       <w:r>
-        <w:t xml:space="preserve">La interfaz Pygame permite búsquedas, partidas manuales y evaluaciones adversariales. La consola conserva los tres modos automáticos que se explican en la sección 4.</w:t>
+        <w:t xml:space="preserve">La interfaz Pygame permite búsquedas, partidas manuales o controladas por algoritmos y evaluaciones adversariales. La consola conserva los tres modos automáticos que se explican en la sección 4.</w:t>
       </w:r>
     </w:p>
     <w:p>
@@ -6035,7 +6035,7 @@
               <w:rPr>
                 <w:rStyle w:val="VerbatimChar"/>
               </w:rPr>
-              <w:t>--unidad</w:t>
+              <w:t>--heuristica</w:t>
             </w:r>
           </w:p>
         </w:tc>
@@ -6052,7 +6052,7 @@
               <w:rPr>
                 <w:sz w:val="17"/>
               </w:rPr>
-              <w:t>Unidad que se mueve en una búsqueda.</w:t>
+              <w:t>Heurística de A*: manhattan o hto.</w:t>
             </w:r>
           </w:p>
         </w:tc>
@@ -6069,7 +6069,7 @@
               <w:rPr>
                 <w:rStyle w:val="VerbatimChar"/>
               </w:rPr>
-              <w:t>--unidad A2</w:t>
+              <w:t>--heuristica hto</w:t>
             </w:r>
           </w:p>
         </w:tc>
@@ -6091,7 +6091,7 @@
               <w:rPr>
                 <w:rStyle w:val="VerbatimChar"/>
               </w:rPr>
-              <w:t>--objetivo</w:t>
+              <w:t>--unidad</w:t>
             </w:r>
           </w:p>
         </w:tc>
@@ -6108,7 +6108,7 @@
               <w:rPr>
                 <w:sz w:val="17"/>
               </w:rPr>
-              <w:t>Celda destino de una búsqueda: fila y columna.</w:t>
+              <w:t>Unidad que se mueve en una búsqueda.</w:t>
             </w:r>
           </w:p>
         </w:tc>
@@ -6125,7 +6125,7 @@
               <w:rPr>
                 <w:rStyle w:val="VerbatimChar"/>
               </w:rPr>
-              <w:t>--objetivo 3 3</w:t>
+              <w:t>--unidad A2</w:t>
             </w:r>
           </w:p>
         </w:tc>
@@ -6147,7 +6147,7 @@
               <w:rPr>
                 <w:rStyle w:val="VerbatimChar"/>
               </w:rPr>
-              <w:t>--k</w:t>
+              <w:t>--objetivo</w:t>
             </w:r>
           </w:p>
         </w:tc>
@@ -6164,7 +6164,7 @@
               <w:rPr>
                 <w:sz w:val="17"/>
               </w:rPr>
-              <w:t>Ancho de Beam Search; admite varios valores.</w:t>
+              <w:t>Celda destino de una búsqueda: fila y columna.</w:t>
             </w:r>
           </w:p>
         </w:tc>
@@ -6181,7 +6181,7 @@
               <w:rPr>
                 <w:rStyle w:val="VerbatimChar"/>
               </w:rPr>
-              <w:t>--k 1 2 4 8</w:t>
+              <w:t>--objetivo 3 3</w:t>
             </w:r>
           </w:p>
         </w:tc>
@@ -6203,7 +6203,7 @@
               <w:rPr>
                 <w:rStyle w:val="VerbatimChar"/>
               </w:rPr>
-              <w:t>--profundidad</w:t>
+              <w:t>--k</w:t>
             </w:r>
           </w:p>
         </w:tc>
@@ -6220,7 +6220,7 @@
               <w:rPr>
                 <w:sz w:val="17"/>
               </w:rPr>
-              <w:t>Profundidad de Minimax y alfa-beta.</w:t>
+              <w:t>Ancho de Beam Search; admite varios valores.</w:t>
             </w:r>
           </w:p>
         </w:tc>
@@ -6237,7 +6237,7 @@
               <w:rPr>
                 <w:rStyle w:val="VerbatimChar"/>
               </w:rPr>
-              <w:t>--profundidad 3</w:t>
+              <w:t>--k 1 2 4 8</w:t>
             </w:r>
           </w:p>
         </w:tc>
@@ -6259,7 +6259,7 @@
               <w:rPr>
                 <w:rStyle w:val="VerbatimChar"/>
               </w:rPr>
-              <w:t>--orden</w:t>
+              <w:t>--profundidad</w:t>
             </w:r>
           </w:p>
         </w:tc>
@@ -6276,43 +6276,7 @@
               <w:rPr>
                 <w:sz w:val="17"/>
               </w:rPr>
-              <w:t xml:space="preserve">Orden de las acciones: </w:t>
-            </w:r>
-            <w:r>
-              <w:rPr>
-                <w:rStyle w:val="VerbatimChar"/>
-              </w:rPr>
-              <w:t>generacion</w:t>
-            </w:r>
-            <w:r>
-              <w:rPr>
-                <w:sz w:val="17"/>
-              </w:rPr>
-              <w:t xml:space="preserve">, </w:t>
-            </w:r>
-            <w:r>
-              <w:rPr>
-                <w:rStyle w:val="VerbatimChar"/>
-              </w:rPr>
-              <w:t>inverso</w:t>
-            </w:r>
-            <w:r>
-              <w:rPr>
-                <w:sz w:val="17"/>
-              </w:rPr>
-              <w:t xml:space="preserve"> o </w:t>
-            </w:r>
-            <w:r>
-              <w:rPr>
-                <w:rStyle w:val="VerbatimChar"/>
-              </w:rPr>
-              <w:t>tactico</w:t>
-            </w:r>
-            <w:r>
-              <w:rPr>
-                <w:sz w:val="17"/>
-              </w:rPr>
-              <w:t>.</w:t>
+              <w:t>Profundidad de Minimax y alfa-beta.</w:t>
             </w:r>
           </w:p>
         </w:tc>
@@ -6329,7 +6293,7 @@
               <w:rPr>
                 <w:rStyle w:val="VerbatimChar"/>
               </w:rPr>
-              <w:t>--orden tactico</w:t>
+              <w:t>--profundidad 3</w:t>
             </w:r>
           </w:p>
         </w:tc>
@@ -6351,7 +6315,7 @@
               <w:rPr>
                 <w:rStyle w:val="VerbatimChar"/>
               </w:rPr>
-              <w:t>--turnos</w:t>
+              <w:t>--orden</w:t>
             </w:r>
           </w:p>
         </w:tc>
@@ -6368,7 +6332,43 @@
               <w:rPr>
                 <w:sz w:val="17"/>
               </w:rPr>
-              <w:t>Límite de jugadas del modo partida.</w:t>
+              <w:t xml:space="preserve">Orden de las acciones: </w:t>
+            </w:r>
+            <w:r>
+              <w:rPr>
+                <w:rStyle w:val="VerbatimChar"/>
+              </w:rPr>
+              <w:t>generacion</w:t>
+            </w:r>
+            <w:r>
+              <w:rPr>
+                <w:sz w:val="17"/>
+              </w:rPr>
+              <w:t xml:space="preserve">, </w:t>
+            </w:r>
+            <w:r>
+              <w:rPr>
+                <w:rStyle w:val="VerbatimChar"/>
+              </w:rPr>
+              <w:t>inverso</w:t>
+            </w:r>
+            <w:r>
+              <w:rPr>
+                <w:sz w:val="17"/>
+              </w:rPr>
+              <w:t xml:space="preserve"> o </w:t>
+            </w:r>
+            <w:r>
+              <w:rPr>
+                <w:rStyle w:val="VerbatimChar"/>
+              </w:rPr>
+              <w:t>tactico</w:t>
+            </w:r>
+            <w:r>
+              <w:rPr>
+                <w:sz w:val="17"/>
+              </w:rPr>
+              <w:t>.</w:t>
             </w:r>
           </w:p>
         </w:tc>
@@ -6385,7 +6385,7 @@
               <w:rPr>
                 <w:rStyle w:val="VerbatimChar"/>
               </w:rPr>
-              <w:t>--turnos 20</w:t>
+              <w:t>--orden tactico</w:t>
             </w:r>
           </w:p>
         </w:tc>
@@ -6407,7 +6407,7 @@
               <w:rPr>
                 <w:rStyle w:val="VerbatimChar"/>
               </w:rPr>
-              <w:t>--verificar</w:t>
+              <w:t>--turnos</w:t>
             </w:r>
           </w:p>
         </w:tc>
@@ -6424,7 +6424,7 @@
               <w:rPr>
                 <w:sz w:val="17"/>
               </w:rPr>
-              <w:t>Comprueba que la respuesta sea correcta.</w:t>
+              <w:t>Límite de jugadas del modo partida.</w:t>
             </w:r>
           </w:p>
         </w:tc>
@@ -6441,7 +6441,7 @@
               <w:rPr>
                 <w:rStyle w:val="VerbatimChar"/>
               </w:rPr>
-              <w:t>--verificar</w:t>
+              <w:t>--turnos 20</w:t>
             </w:r>
           </w:p>
         </w:tc>
@@ -6463,7 +6463,7 @@
               <w:rPr>
                 <w:rStyle w:val="VerbatimChar"/>
               </w:rPr>
-              <w:t>--json</w:t>
+              <w:t>--verificar</w:t>
             </w:r>
           </w:p>
         </w:tc>
@@ -6480,7 +6480,7 @@
               <w:rPr>
                 <w:sz w:val="17"/>
               </w:rPr>
-              <w:t>Muestra el resultado en formato JSON.</w:t>
+              <w:t>Comprueba que la respuesta sea correcta.</w:t>
             </w:r>
           </w:p>
         </w:tc>
@@ -6497,7 +6497,7 @@
               <w:rPr>
                 <w:rStyle w:val="VerbatimChar"/>
               </w:rPr>
-              <w:t>--json</w:t>
+              <w:t>--verificar</w:t>
             </w:r>
           </w:p>
         </w:tc>
@@ -6519,7 +6519,7 @@
               <w:rPr>
                 <w:rStyle w:val="VerbatimChar"/>
               </w:rPr>
-              <w:t>--exportar</w:t>
+              <w:t>--json</w:t>
             </w:r>
           </w:p>
         </w:tc>
@@ -6536,7 +6536,7 @@
               <w:rPr>
                 <w:sz w:val="17"/>
               </w:rPr>
-              <w:t>Guarda el resultado en un archivo JSON.</w:t>
+              <w:t>Muestra el resultado en formato JSON.</w:t>
             </w:r>
           </w:p>
         </w:tc>
@@ -6553,6 +6553,62 @@
               <w:rPr>
                 <w:rStyle w:val="VerbatimChar"/>
               </w:rPr>
+              <w:t>--json</w:t>
+            </w:r>
+          </w:p>
+        </w:tc>
+      </w:tr>
+      <w:tr>
+        <w:trPr>
+          <w:cantSplit/>
+        </w:trPr>
+        <w:tc>
+          <w:tcPr>
+            <w:tcW w:w="1460" w:type="dxa"/>
+          </w:tcPr>
+          <w:p>
+            <w:pPr>
+              <w:pStyle w:val="Compact"/>
+              <w:spacing w:before="40" w:after="40" w:line="288" w:lineRule="auto"/>
+            </w:pPr>
+            <w:r>
+              <w:rPr>
+                <w:rStyle w:val="VerbatimChar"/>
+              </w:rPr>
+              <w:t>--exportar</w:t>
+            </w:r>
+          </w:p>
+        </w:tc>
+        <w:tc>
+          <w:tcPr>
+            <w:tcW w:w="4152" w:type="dxa"/>
+          </w:tcPr>
+          <w:p>
+            <w:pPr>
+              <w:pStyle w:val="Compact"/>
+              <w:spacing w:before="40" w:after="40" w:line="288" w:lineRule="auto"/>
+            </w:pPr>
+            <w:r>
+              <w:rPr>
+                <w:sz w:val="17"/>
+              </w:rPr>
+              <w:t>Guarda el resultado en un archivo JSON.</w:t>
+            </w:r>
+          </w:p>
+        </w:tc>
+        <w:tc>
+          <w:tcPr>
+            <w:tcW w:w="2306" w:type="dxa"/>
+          </w:tcPr>
+          <w:p>
+            <w:pPr>
+              <w:pStyle w:val="Compact"/>
+              <w:spacing w:before="40" w:after="40" w:line="288" w:lineRule="auto"/>
+            </w:pPr>
+            <w:r>
+              <w:rPr>
+                <w:rStyle w:val="VerbatimChar"/>
+              </w:rPr>
               <w:t>--exportar resultado.json</w:t>
             </w:r>
           </w:p>
@@ -6654,7 +6710,28 @@
         <w:t>minimax_alfa_beta</w:t>
       </w:r>
       <w:r>
-        <w:t>, que compara los dos.</w:t>
+        <w:t xml:space="preserve">, que compara los dos en el modo adversarial. </w:t>
+      </w:r>
+      <w:r>
+        <w:t xml:space="preserve">El modo partida acepta </w:t>
+      </w:r>
+      <w:r>
+        <w:rPr>
+          <w:rStyle w:val="VerbatimChar"/>
+        </w:rPr>
+        <w:t>minimax</w:t>
+      </w:r>
+      <w:r>
+        <w:t xml:space="preserve"> o </w:t>
+      </w:r>
+      <w:r>
+        <w:rPr>
+          <w:rStyle w:val="VerbatimChar"/>
+        </w:rPr>
+        <w:t>alfa_beta</w:t>
+      </w:r>
+      <w:r>
+        <w:t>.</w:t>
       </w:r>
     </w:p>
     <w:p>
@@ -8817,6 +8894,342 @@
           </w:p>
         </w:tc>
       </w:tr>
+      <w:tr>
+        <w:trPr>
+          <w:cantSplit/>
+        </w:trPr>
+        <w:tc>
+          <w:tcPr>
+            <w:tcW w:w="2640" w:type="dxa"/>
+          </w:tcPr>
+          <w:p>
+            <w:pPr>
+              <w:pStyle w:val="Compact"/>
+              <w:spacing w:before="40" w:after="40" w:line="288" w:lineRule="auto"/>
+            </w:pPr>
+            <w:r>
+              <w:rPr>
+                <w:rStyle w:val="VerbatimChar"/>
+              </w:rPr>
+              <w:t>caso_06_estado_compuesto_libre_20x20.json</w:t>
+            </w:r>
+          </w:p>
+        </w:tc>
+        <w:tc>
+          <w:tcPr>
+            <w:tcW w:w="1320" w:type="dxa"/>
+          </w:tcPr>
+          <w:p>
+            <w:pPr>
+              <w:pStyle w:val="Compact"/>
+              <w:spacing w:before="40" w:after="40" w:line="288" w:lineRule="auto"/>
+            </w:pPr>
+            <w:r>
+              <w:rPr>
+                <w:sz w:val="17"/>
+              </w:rPr>
+              <w:t>adversarial</w:t>
+            </w:r>
+          </w:p>
+        </w:tc>
+        <w:tc>
+          <w:tcPr>
+            <w:tcW w:w="3960" w:type="dxa"/>
+          </w:tcPr>
+          <w:p>
+            <w:pPr>
+              <w:pStyle w:val="Compact"/>
+              <w:spacing w:before="40" w:after="40" w:line="288" w:lineRule="auto"/>
+            </w:pPr>
+            <w:r>
+              <w:rPr>
+                <w:sz w:val="17"/>
+              </w:rPr>
+              <w:t>Variante de 20 × 20 de estado_compuesto_libre.json.</w:t>
+            </w:r>
+          </w:p>
+        </w:tc>
+      </w:tr>
+      <w:tr>
+        <w:trPr>
+          <w:cantSplit/>
+        </w:trPr>
+        <w:tc>
+          <w:tcPr>
+            <w:tcW w:w="2640" w:type="dxa"/>
+          </w:tcPr>
+          <w:p>
+            <w:pPr>
+              <w:pStyle w:val="Compact"/>
+              <w:spacing w:before="40" w:after="40" w:line="288" w:lineRule="auto"/>
+            </w:pPr>
+            <w:r>
+              <w:rPr>
+                <w:rStyle w:val="VerbatimChar"/>
+              </w:rPr>
+              <w:t>caso_06_estado_compuesto_portador_20x20.json</w:t>
+            </w:r>
+          </w:p>
+        </w:tc>
+        <w:tc>
+          <w:tcPr>
+            <w:tcW w:w="1320" w:type="dxa"/>
+          </w:tcPr>
+          <w:p>
+            <w:pPr>
+              <w:pStyle w:val="Compact"/>
+              <w:spacing w:before="40" w:after="40" w:line="288" w:lineRule="auto"/>
+            </w:pPr>
+            <w:r>
+              <w:rPr>
+                <w:sz w:val="17"/>
+              </w:rPr>
+              <w:t>adversarial</w:t>
+            </w:r>
+          </w:p>
+        </w:tc>
+        <w:tc>
+          <w:tcPr>
+            <w:tcW w:w="3960" w:type="dxa"/>
+          </w:tcPr>
+          <w:p>
+            <w:pPr>
+              <w:pStyle w:val="Compact"/>
+              <w:spacing w:before="40" w:after="40" w:line="288" w:lineRule="auto"/>
+            </w:pPr>
+            <w:r>
+              <w:rPr>
+                <w:sz w:val="17"/>
+              </w:rPr>
+              <w:t>Variante de 20 × 20 de estado_compuesto_portador.json.</w:t>
+            </w:r>
+          </w:p>
+        </w:tc>
+      </w:tr>
+      <w:tr>
+        <w:trPr>
+          <w:cantSplit/>
+        </w:trPr>
+        <w:tc>
+          <w:tcPr>
+            <w:tcW w:w="2640" w:type="dxa"/>
+          </w:tcPr>
+          <w:p>
+            <w:pPr>
+              <w:pStyle w:val="Compact"/>
+              <w:spacing w:before="40" w:after="40" w:line="288" w:lineRule="auto"/>
+            </w:pPr>
+            <w:r>
+              <w:rPr>
+                <w:rStyle w:val="VerbatimChar"/>
+              </w:rPr>
+              <w:t>caso_07_decision_adversarial_20x20.json</w:t>
+            </w:r>
+          </w:p>
+        </w:tc>
+        <w:tc>
+          <w:tcPr>
+            <w:tcW w:w="1320" w:type="dxa"/>
+          </w:tcPr>
+          <w:p>
+            <w:pPr>
+              <w:pStyle w:val="Compact"/>
+              <w:spacing w:before="40" w:after="40" w:line="288" w:lineRule="auto"/>
+            </w:pPr>
+            <w:r>
+              <w:rPr>
+                <w:sz w:val="17"/>
+              </w:rPr>
+              <w:t>adversarial</w:t>
+            </w:r>
+          </w:p>
+        </w:tc>
+        <w:tc>
+          <w:tcPr>
+            <w:tcW w:w="3960" w:type="dxa"/>
+          </w:tcPr>
+          <w:p>
+            <w:pPr>
+              <w:pStyle w:val="Compact"/>
+              <w:spacing w:before="40" w:after="40" w:line="288" w:lineRule="auto"/>
+            </w:pPr>
+            <w:r>
+              <w:rPr>
+                <w:sz w:val="17"/>
+              </w:rPr>
+              <w:t>Variante de 20 × 20 de decision_adversarial.json.</w:t>
+            </w:r>
+          </w:p>
+        </w:tc>
+      </w:tr>
+      <w:tr>
+        <w:trPr>
+          <w:cantSplit/>
+        </w:trPr>
+        <w:tc>
+          <w:tcPr>
+            <w:tcW w:w="2640" w:type="dxa"/>
+          </w:tcPr>
+          <w:p>
+            <w:pPr>
+              <w:pStyle w:val="Compact"/>
+              <w:spacing w:before="40" w:after="40" w:line="288" w:lineRule="auto"/>
+            </w:pPr>
+            <w:r>
+              <w:rPr>
+                <w:rStyle w:val="VerbatimChar"/>
+              </w:rPr>
+              <w:t>caso_08_minimax_alfa_beta_20x20.json</w:t>
+            </w:r>
+          </w:p>
+        </w:tc>
+        <w:tc>
+          <w:tcPr>
+            <w:tcW w:w="1320" w:type="dxa"/>
+          </w:tcPr>
+          <w:p>
+            <w:pPr>
+              <w:pStyle w:val="Compact"/>
+              <w:spacing w:before="40" w:after="40" w:line="288" w:lineRule="auto"/>
+            </w:pPr>
+            <w:r>
+              <w:rPr>
+                <w:sz w:val="17"/>
+              </w:rPr>
+              <w:t>adversarial</w:t>
+            </w:r>
+          </w:p>
+        </w:tc>
+        <w:tc>
+          <w:tcPr>
+            <w:tcW w:w="3960" w:type="dxa"/>
+          </w:tcPr>
+          <w:p>
+            <w:pPr>
+              <w:pStyle w:val="Compact"/>
+              <w:spacing w:before="40" w:after="40" w:line="288" w:lineRule="auto"/>
+            </w:pPr>
+            <w:r>
+              <w:rPr>
+                <w:sz w:val="17"/>
+              </w:rPr>
+              <w:t>Variante de 20 × 20 de recurso_en_transporte.json para comparar Minimax y alfa-beta.</w:t>
+            </w:r>
+          </w:p>
+        </w:tc>
+      </w:tr>
+      <w:tr>
+        <w:trPr>
+          <w:cantSplit/>
+        </w:trPr>
+        <w:tc>
+          <w:tcPr>
+            <w:tcW w:w="2640" w:type="dxa"/>
+          </w:tcPr>
+          <w:p>
+            <w:pPr>
+              <w:pStyle w:val="Compact"/>
+              <w:spacing w:before="40" w:after="40" w:line="288" w:lineRule="auto"/>
+            </w:pPr>
+            <w:r>
+              <w:rPr>
+                <w:rStyle w:val="VerbatimChar"/>
+              </w:rPr>
+              <w:t>caso_10_profundidad_20x20.json</w:t>
+            </w:r>
+          </w:p>
+        </w:tc>
+        <w:tc>
+          <w:tcPr>
+            <w:tcW w:w="1320" w:type="dxa"/>
+          </w:tcPr>
+          <w:p>
+            <w:pPr>
+              <w:pStyle w:val="Compact"/>
+              <w:spacing w:before="40" w:after="40" w:line="288" w:lineRule="auto"/>
+            </w:pPr>
+            <w:r>
+              <w:rPr>
+                <w:sz w:val="17"/>
+              </w:rPr>
+              <w:t>adversarial</w:t>
+            </w:r>
+          </w:p>
+        </w:tc>
+        <w:tc>
+          <w:tcPr>
+            <w:tcW w:w="3960" w:type="dxa"/>
+          </w:tcPr>
+          <w:p>
+            <w:pPr>
+              <w:pStyle w:val="Compact"/>
+              <w:spacing w:before="40" w:after="40" w:line="288" w:lineRule="auto"/>
+            </w:pPr>
+            <w:r>
+              <w:rPr>
+                <w:sz w:val="17"/>
+              </w:rPr>
+              <w:t>Variante de 20 × 20 de recurso_en_transporte.json para comparar profundidades.</w:t>
+            </w:r>
+          </w:p>
+        </w:tc>
+      </w:tr>
+      <w:tr>
+        <w:trPr>
+          <w:cantSplit/>
+        </w:trPr>
+        <w:tc>
+          <w:tcPr>
+            <w:tcW w:w="2640" w:type="dxa"/>
+          </w:tcPr>
+          <w:p>
+            <w:pPr>
+              <w:pStyle w:val="Compact"/>
+              <w:spacing w:before="40" w:after="40" w:line="288" w:lineRule="auto"/>
+            </w:pPr>
+            <w:r>
+              <w:rPr>
+                <w:rStyle w:val="VerbatimChar"/>
+              </w:rPr>
+              <w:t>prueba_gui_partida.json</w:t>
+            </w:r>
+          </w:p>
+        </w:tc>
+        <w:tc>
+          <w:tcPr>
+            <w:tcW w:w="1320" w:type="dxa"/>
+          </w:tcPr>
+          <w:p>
+            <w:pPr>
+              <w:pStyle w:val="Compact"/>
+              <w:spacing w:before="40" w:after="40" w:line="288" w:lineRule="auto"/>
+            </w:pPr>
+            <w:r>
+              <w:rPr>
+                <w:sz w:val="17"/>
+              </w:rPr>
+              <w:t>partida</w:t>
+            </w:r>
+          </w:p>
+        </w:tc>
+        <w:tc>
+          <w:tcPr>
+            <w:tcW w:w="3960" w:type="dxa"/>
+          </w:tcPr>
+          <w:p>
+            <w:pPr>
+              <w:pStyle w:val="Compact"/>
+              <w:spacing w:before="40" w:after="40" w:line="288" w:lineRule="auto"/>
+            </w:pPr>
+            <w:r>
+              <w:rPr>
+                <w:sz w:val="17"/>
+              </w:rPr>
+              <w:t>Mapa de 5 × 5 para probar a mano la partida en la interfaz.</w:t>
+            </w:r>
+          </w:p>
+        </w:tc>
+      </w:tr>
     </w:tbl>
     <w:p>
       <w:pPr>
@@ -8891,7 +9304,7 @@
           <w:b/>
           <w:bCs/>
         </w:rPr>
-        <w:t>Pygame no se instala:</w:t>
+        <w:t>La instalación falla:</w:t>
       </w:r>
       <w:r>
         <w:t xml:space="preserve"> comprueba con </w:t>
@@ -9274,6 +9687,14 @@
       </w:pPr>
       <w:r>
         <w:t xml:space="preserve">Pulsa R o el botón R — Reiniciar partida para restaurar el estado inicial preparado y limpiar historial/verificación de la sesión. Cambiar a otro modo conserva el estado e historial; cargar escenario nuevo o reiniciar inicia otra sesión.</w:t>
+      </w:r>
+    </w:p>
+    <w:p>
+      <w:pPr>
+        <w:pStyle w:val="Compact"/>
+      </w:pPr>
+      <w:r>
+        <w:t>Para que jueguen los algoritmos, cambia la fila Control a Algoritmos con &lt; y &gt;. Las filas Bando A y Bando B eligen el algoritmo de cada bando: BFS, DFS, UCS, A*, Beam, Minimax o alfa-beta (por defecto, A* para A y alfa-beta para B). Pulsa N o el botón N — Siguiente turno para aplicar una jugada del bando en turno. V, R y J funcionan igual que en la partida manual.</w:t>
       </w:r>
     </w:p>
     <w:p>
